--- a/samples/合同模板.docx
+++ b/samples/合同模板.docx
@@ -348,8 +348,6 @@
           <w:sz w:val="24"/>
         </w:rPr>
       </w:pPr>
-      <w:bookmarkStart w:id="2" w:name="_GoBack"/>
-      <w:bookmarkEnd w:id="2"/>
       <w:r>
         <w:rPr>
           <w:rFonts w:ascii="黑体" w:eastAsia="黑体"/>
@@ -458,7 +456,7 @@
     <w:p>
       <w:pPr>
         <w:spacing w:line="400" w:lineRule="exact"/>
-        <w:ind w:firstLine="632" w:firstLineChars="300"/>
+        <w:ind w:firstLine="631" w:firstLineChars="300"/>
         <w:rPr>
           <w:b/>
           <w:bCs/>
@@ -527,23 +525,6 @@
         <w:gridCol w:w="7"/>
       </w:tblGrid>
       <w:tr>
-        <w:tblPrEx>
-          <w:tblBorders>
-            <w:top w:val="single" w:color="auto" w:sz="4" w:space="0"/>
-            <w:left w:val="single" w:color="auto" w:sz="4" w:space="0"/>
-            <w:bottom w:val="single" w:color="auto" w:sz="4" w:space="0"/>
-            <w:right w:val="single" w:color="auto" w:sz="4" w:space="0"/>
-            <w:insideH w:val="single" w:color="auto" w:sz="4" w:space="0"/>
-            <w:insideV w:val="single" w:color="auto" w:sz="4" w:space="0"/>
-          </w:tblBorders>
-          <w:shd w:val="clear" w:color="auto" w:fill="auto"/>
-          <w:tblCellMar>
-            <w:top w:w="0" w:type="dxa"/>
-            <w:left w:w="108" w:type="dxa"/>
-            <w:bottom w:w="0" w:type="dxa"/>
-            <w:right w:w="108" w:type="dxa"/>
-          </w:tblCellMar>
-        </w:tblPrEx>
         <w:trPr>
           <w:gridBefore w:val="1"/>
           <w:wBefore w:w="7" w:type="dxa"/>
@@ -1245,23 +1226,6 @@
         </w:tc>
       </w:tr>
       <w:tr>
-        <w:tblPrEx>
-          <w:tblBorders>
-            <w:top w:val="single" w:color="auto" w:sz="4" w:space="0"/>
-            <w:left w:val="single" w:color="auto" w:sz="4" w:space="0"/>
-            <w:bottom w:val="single" w:color="auto" w:sz="4" w:space="0"/>
-            <w:right w:val="single" w:color="auto" w:sz="4" w:space="0"/>
-            <w:insideH w:val="single" w:color="auto" w:sz="4" w:space="0"/>
-            <w:insideV w:val="single" w:color="auto" w:sz="4" w:space="0"/>
-          </w:tblBorders>
-          <w:shd w:val="clear" w:color="auto" w:fill="auto"/>
-          <w:tblCellMar>
-            <w:top w:w="0" w:type="dxa"/>
-            <w:left w:w="108" w:type="dxa"/>
-            <w:bottom w:w="0" w:type="dxa"/>
-            <w:right w:w="108" w:type="dxa"/>
-          </w:tblCellMar>
-        </w:tblPrEx>
         <w:trPr>
           <w:gridBefore w:val="1"/>
           <w:wBefore w:w="7" w:type="dxa"/>
@@ -1447,15 +1411,6 @@
       </w:tr>
       <w:tr>
         <w:tblPrEx>
-          <w:tblBorders>
-            <w:top w:val="single" w:color="auto" w:sz="4" w:space="0"/>
-            <w:left w:val="single" w:color="auto" w:sz="4" w:space="0"/>
-            <w:bottom w:val="single" w:color="auto" w:sz="4" w:space="0"/>
-            <w:right w:val="single" w:color="auto" w:sz="4" w:space="0"/>
-            <w:insideH w:val="single" w:color="auto" w:sz="4" w:space="0"/>
-            <w:insideV w:val="single" w:color="auto" w:sz="4" w:space="0"/>
-          </w:tblBorders>
-          <w:shd w:val="clear" w:color="auto" w:fill="auto"/>
           <w:tblCellMar>
             <w:top w:w="0" w:type="dxa"/>
             <w:left w:w="0" w:type="dxa"/>
@@ -1529,7 +1484,7 @@
     <w:p>
       <w:pPr>
         <w:spacing w:line="400" w:lineRule="exact"/>
-        <w:ind w:firstLine="632" w:firstLineChars="300"/>
+        <w:ind w:firstLine="631" w:firstLineChars="300"/>
         <w:rPr>
           <w:b/>
           <w:color w:val="000000" w:themeColor="text1"/>
@@ -1590,22 +1545,6 @@
         <w:gridCol w:w="7"/>
       </w:tblGrid>
       <w:tr>
-        <w:tblPrEx>
-          <w:tblBorders>
-            <w:top w:val="single" w:color="auto" w:sz="4" w:space="0"/>
-            <w:left w:val="single" w:color="auto" w:sz="4" w:space="0"/>
-            <w:bottom w:val="single" w:color="auto" w:sz="4" w:space="0"/>
-            <w:right w:val="single" w:color="auto" w:sz="4" w:space="0"/>
-            <w:insideH w:val="single" w:color="auto" w:sz="4" w:space="0"/>
-            <w:insideV w:val="single" w:color="auto" w:sz="4" w:space="0"/>
-          </w:tblBorders>
-          <w:tblCellMar>
-            <w:top w:w="0" w:type="dxa"/>
-            <w:left w:w="108" w:type="dxa"/>
-            <w:bottom w:w="0" w:type="dxa"/>
-            <w:right w:w="108" w:type="dxa"/>
-          </w:tblCellMar>
-        </w:tblPrEx>
         <w:trPr>
           <w:gridBefore w:val="1"/>
           <w:wBefore w:w="7" w:type="dxa"/>
@@ -2306,23 +2245,6 @@
         </w:tc>
       </w:tr>
       <w:tr>
-        <w:tblPrEx>
-          <w:tblBorders>
-            <w:top w:val="single" w:color="auto" w:sz="4" w:space="0"/>
-            <w:left w:val="single" w:color="auto" w:sz="4" w:space="0"/>
-            <w:bottom w:val="single" w:color="auto" w:sz="4" w:space="0"/>
-            <w:right w:val="single" w:color="auto" w:sz="4" w:space="0"/>
-            <w:insideH w:val="single" w:color="auto" w:sz="4" w:space="0"/>
-            <w:insideV w:val="single" w:color="auto" w:sz="4" w:space="0"/>
-          </w:tblBorders>
-          <w:shd w:val="clear" w:color="auto" w:fill="auto"/>
-          <w:tblCellMar>
-            <w:top w:w="0" w:type="dxa"/>
-            <w:left w:w="108" w:type="dxa"/>
-            <w:bottom w:w="0" w:type="dxa"/>
-            <w:right w:w="108" w:type="dxa"/>
-          </w:tblCellMar>
-        </w:tblPrEx>
         <w:trPr>
           <w:gridBefore w:val="1"/>
           <w:wBefore w:w="7" w:type="dxa"/>
@@ -2595,15 +2517,6 @@
       </w:tr>
       <w:tr>
         <w:tblPrEx>
-          <w:tblBorders>
-            <w:top w:val="single" w:color="auto" w:sz="4" w:space="0"/>
-            <w:left w:val="single" w:color="auto" w:sz="4" w:space="0"/>
-            <w:bottom w:val="single" w:color="auto" w:sz="4" w:space="0"/>
-            <w:right w:val="single" w:color="auto" w:sz="4" w:space="0"/>
-            <w:insideH w:val="single" w:color="auto" w:sz="4" w:space="0"/>
-            <w:insideV w:val="single" w:color="auto" w:sz="4" w:space="0"/>
-          </w:tblBorders>
-          <w:shd w:val="clear" w:color="auto" w:fill="auto"/>
           <w:tblCellMar>
             <w:top w:w="0" w:type="dxa"/>
             <w:left w:w="0" w:type="dxa"/>
@@ -2763,27 +2676,15 @@
           <w:rFonts w:hint="eastAsia"/>
           <w:u w:val="single"/>
         </w:rPr>
-        <w:t xml:space="preserve"> 上海市崇明区长兴镇秋柑路688弄18号   </w:t>
-      </w:r>
-      <w:r>
-        <w:rPr>
-          <w:rFonts w:hint="eastAsia"/>
-        </w:rPr>
-        <w:t>；</w:t>
-      </w:r>
-      <w:r>
-        <w:rPr>
-          <w:rFonts w:hint="eastAsia"/>
-          <w:szCs w:val="21"/>
-        </w:rPr>
-        <w:t>收货联系人：</w:t>
-      </w:r>
-      <w:r>
-        <w:rPr>
-          <w:rFonts w:hint="eastAsia"/>
+        <w:t xml:space="preserve"> </w:t>
+      </w:r>
+      <w:r>
+        <w:rPr>
+          <w:rFonts w:hint="default"/>
           <w:u w:val="single"/>
-        </w:rPr>
-        <w:t xml:space="preserve"> </w:t>
+          <w:lang w:val="en-US"/>
+        </w:rPr>
+        <w:t>{{</w:t>
       </w:r>
       <w:r>
         <w:rPr>
@@ -2791,28 +2692,50 @@
           <w:u w:val="single"/>
           <w:lang w:val="en-US" w:eastAsia="zh-CN"/>
         </w:rPr>
+        <w:t>送货地址</w:t>
+      </w:r>
+      <w:r>
+        <w:rPr>
+          <w:rFonts w:hint="default"/>
+          <w:u w:val="single"/>
+          <w:lang w:val="en-US"/>
+        </w:rPr>
+        <w:t>}}</w:t>
+      </w:r>
+      <w:r>
+        <w:rPr>
+          <w:rFonts w:hint="eastAsia"/>
+          <w:u w:val="single"/>
+        </w:rPr>
         <w:t xml:space="preserve">  </w:t>
       </w:r>
       <w:r>
         <w:rPr>
           <w:rFonts w:hint="eastAsia"/>
+        </w:rPr>
+        <w:t>；</w:t>
+      </w:r>
+      <w:r>
+        <w:rPr>
+          <w:rFonts w:hint="eastAsia"/>
+          <w:szCs w:val="21"/>
+        </w:rPr>
+        <w:t>收货联系人：</w:t>
+      </w:r>
+      <w:r>
+        <w:rPr>
+          <w:rFonts w:hint="eastAsia"/>
           <w:u w:val="single"/>
         </w:rPr>
-        <w:t xml:space="preserve">        </w:t>
-      </w:r>
-      <w:r>
-        <w:rPr>
-          <w:rFonts w:hint="eastAsia"/>
-          <w:szCs w:val="21"/>
-        </w:rPr>
-        <w:t>联系电话：</w:t>
-      </w:r>
-      <w:r>
-        <w:rPr>
-          <w:rFonts w:hint="eastAsia"/>
+        <w:t xml:space="preserve"> </w:t>
+      </w:r>
+      <w:r>
+        <w:rPr>
+          <w:rFonts w:hint="default"/>
           <w:u w:val="single"/>
-        </w:rPr>
-        <w:t xml:space="preserve"> </w:t>
+          <w:lang w:val="en-US"/>
+        </w:rPr>
+        <w:t>{{</w:t>
       </w:r>
       <w:r>
         <w:rPr>
@@ -2820,6 +2743,67 @@
           <w:u w:val="single"/>
           <w:lang w:val="en-US" w:eastAsia="zh-CN"/>
         </w:rPr>
+        <w:t>联系人</w:t>
+      </w:r>
+      <w:r>
+        <w:rPr>
+          <w:rFonts w:hint="default"/>
+          <w:u w:val="single"/>
+          <w:lang w:val="en-US"/>
+        </w:rPr>
+        <w:t>}}</w:t>
+      </w:r>
+      <w:r>
+        <w:rPr>
+          <w:rFonts w:hint="eastAsia"/>
+          <w:u w:val="single"/>
+        </w:rPr>
+        <w:t xml:space="preserve"> </w:t>
+      </w:r>
+      <w:r>
+        <w:rPr>
+          <w:rFonts w:hint="eastAsia"/>
+          <w:szCs w:val="21"/>
+        </w:rPr>
+        <w:t>联系电话：</w:t>
+      </w:r>
+      <w:r>
+        <w:rPr>
+          <w:rFonts w:hint="eastAsia"/>
+          <w:u w:val="single"/>
+        </w:rPr>
+        <w:t xml:space="preserve"> </w:t>
+      </w:r>
+      <w:r>
+        <w:rPr>
+          <w:rFonts w:hint="default"/>
+          <w:u w:val="single"/>
+          <w:lang w:val="en-US"/>
+        </w:rPr>
+        <w:t>{{</w:t>
+      </w:r>
+      <w:r>
+        <w:rPr>
+          <w:rFonts w:hint="eastAsia"/>
+          <w:u w:val="single"/>
+          <w:lang w:val="en-US" w:eastAsia="zh-CN"/>
+        </w:rPr>
+        <w:t>电话号码</w:t>
+      </w:r>
+      <w:r>
+        <w:rPr>
+          <w:rFonts w:hint="default"/>
+          <w:u w:val="single"/>
+          <w:lang w:val="en-US"/>
+        </w:rPr>
+        <w:t>}}</w:t>
+      </w:r>
+      <w:r>
+        <w:rPr>
+          <w:rFonts w:hint="eastAsia"/>
+          <w:u w:val="single"/>
+          <w:lang w:val="en-US" w:eastAsia="zh-CN"/>
+        </w:rPr>
         <w:t xml:space="preserve">              </w:t>
       </w:r>
       <w:r>
@@ -2834,7 +2818,16 @@
           <w:rFonts w:hint="eastAsia"/>
           <w:szCs w:val="21"/>
         </w:rPr>
-        <w:t>(交货地点较多的须另附清单)。若交货地点改变的，甲方应于约定的发货时间前一个工作日通知乙方。因交货地点发生改变而甲方通知不及时导致的额外运输成本由甲方承担，且乙方无需承担因此导致的交货延迟责任。</w:t>
+        <w:t>(交货地点较多的须另附清单)。若交货地点改变的，甲方应于约定的发货时间前一个工作日通知乙方。因交货地点</w:t>
+      </w:r>
+      <w:bookmarkStart w:id="2" w:name="_GoBack"/>
+      <w:bookmarkEnd w:id="2"/>
+      <w:r>
+        <w:rPr>
+          <w:rFonts w:hint="eastAsia"/>
+          <w:szCs w:val="21"/>
+        </w:rPr>
+        <w:t>发生改变而甲方通知不及时导致的额外运输成本由甲方承担，且乙方无需承担因此导致的交货延迟责任。</w:t>
       </w:r>
     </w:p>
     <w:p>
@@ -3009,7 +3002,7 @@
           <w:rFonts w:hint="eastAsia"/>
           <w:szCs w:val="21"/>
         </w:rPr>
-        <w:t>元；其中：</w:t>
+        <w:t>]元；其中：</w:t>
       </w:r>
     </w:p>
     <w:p>
@@ -3472,6 +3465,10 @@
     </w:p>
     <w:p>
       <w:pPr>
+        <w:numPr>
+          <w:ilvl w:val="0"/>
+          <w:numId w:val="5"/>
+        </w:numPr>
         <w:ind w:left="630" w:leftChars="300" w:right="441" w:rightChars="210"/>
         <w:rPr>
           <w:rFonts w:hint="eastAsia" w:ascii="宋体" w:hAnsi="宋体"/>
@@ -3481,291 +3478,161 @@
       </w:pPr>
       <w:r>
         <w:rPr>
+          <w:rFonts w:hint="eastAsia"/>
+          <w:color w:val="000000"/>
+          <w:sz w:val="21"/>
+          <w:szCs w:val="21"/>
+        </w:rPr>
+        <w:t>全部货款到卖方指定账户后，视为买方付清货款</w:t>
+      </w:r>
+      <w:r>
+        <w:rPr>
+          <w:rFonts w:hint="eastAsia"/>
+          <w:sz w:val="21"/>
+          <w:szCs w:val="21"/>
+        </w:rPr>
+        <w:t>。</w:t>
+      </w:r>
+    </w:p>
+    <w:p>
+      <w:pPr>
+        <w:numPr>
+          <w:ilvl w:val="0"/>
+          <w:numId w:val="5"/>
+        </w:numPr>
+        <w:ind w:left="630" w:leftChars="300" w:right="441" w:rightChars="210"/>
+        <w:rPr>
           <w:rFonts w:hint="eastAsia" w:ascii="宋体" w:hAnsi="宋体"/>
           <w:color w:val="000000"/>
           <w:szCs w:val="21"/>
         </w:rPr>
-        <w:t>（1)合同签订后一个月内，甲方凭乙方开具的增值税专用发票向乙方支付部分合同款</w:t>
-      </w:r>
-      <w:r>
-        <w:rPr>
-          <w:rFonts w:hint="eastAsia"/>
-          <w:szCs w:val="21"/>
-        </w:rPr>
-        <w:t>人民币大写[</w:t>
-      </w:r>
-      <w:r>
-        <w:rPr>
-          <w:rFonts w:hint="eastAsia"/>
-          <w:szCs w:val="21"/>
+      </w:pPr>
+      <w:r>
+        <w:rPr>
+          <w:rFonts w:hint="eastAsia"/>
+          <w:szCs w:val="21"/>
+        </w:rPr>
+        <w:t>供货周期为收到甲方第一笔款的</w:t>
+      </w:r>
+      <w:r>
+        <w:rPr>
+          <w:rFonts w:hint="eastAsia"/>
+          <w:szCs w:val="21"/>
+          <w:u w:val="single"/>
+        </w:rPr>
+        <w:t xml:space="preserve">  </w:t>
+      </w:r>
+      <w:r>
+        <w:rPr>
+          <w:rFonts w:hint="eastAsia"/>
+          <w:szCs w:val="21"/>
+          <w:u w:val="single"/>
           <w:lang w:val="en-US" w:eastAsia="zh-CN"/>
         </w:rPr>
-        <w:t xml:space="preserve">                </w:t>
-      </w:r>
-      <w:r>
-        <w:rPr>
-          <w:rFonts w:hint="eastAsia"/>
-          <w:szCs w:val="21"/>
-        </w:rPr>
-        <w:t xml:space="preserve">]，小写[ </w:t>
-      </w:r>
-      <w:r>
-        <w:rPr>
-          <w:rFonts w:hint="eastAsia"/>
-          <w:szCs w:val="21"/>
+        <w:t xml:space="preserve">   </w:t>
+      </w:r>
+      <w:r>
+        <w:rPr>
+          <w:rFonts w:hint="eastAsia"/>
+          <w:szCs w:val="21"/>
+        </w:rPr>
+        <w:t>个工作日内送到甲方指定地点，并于</w:t>
+      </w:r>
+      <w:r>
+        <w:rPr>
+          <w:rFonts w:hint="eastAsia"/>
+          <w:szCs w:val="21"/>
+          <w:u w:val="single"/>
+        </w:rPr>
+        <w:t xml:space="preserve"> </w:t>
+      </w:r>
+      <w:r>
+        <w:rPr>
+          <w:rFonts w:hint="eastAsia"/>
+          <w:szCs w:val="21"/>
+          <w:u w:val="single"/>
           <w:lang w:val="en-US" w:eastAsia="zh-CN"/>
         </w:rPr>
-        <w:t xml:space="preserve">        </w:t>
-      </w:r>
-      <w:r>
-        <w:rPr>
-          <w:rFonts w:hint="eastAsia"/>
-          <w:szCs w:val="21"/>
-        </w:rPr>
-        <w:t xml:space="preserve"> ]元</w:t>
-      </w:r>
-      <w:r>
+        <w:t xml:space="preserve">  </w:t>
+      </w:r>
+      <w:r>
+        <w:rPr>
+          <w:rFonts w:hint="eastAsia"/>
+          <w:szCs w:val="21"/>
+          <w:u w:val="single"/>
+        </w:rPr>
+        <w:t xml:space="preserve"> </w:t>
+      </w:r>
+      <w:r>
+        <w:rPr>
+          <w:rFonts w:hint="eastAsia"/>
+          <w:szCs w:val="21"/>
+        </w:rPr>
+        <w:t>日内完成</w:t>
+      </w:r>
+      <w:r>
+        <w:rPr>
+          <w:rFonts w:hint="eastAsia"/>
+          <w:szCs w:val="21"/>
+          <w:lang w:val="en-US" w:eastAsia="zh-CN"/>
+        </w:rPr>
+        <w:t>调试</w:t>
+      </w:r>
+      <w:r>
+        <w:rPr>
+          <w:rFonts w:hint="eastAsia"/>
+          <w:szCs w:val="21"/>
+        </w:rPr>
+        <w:t>和验收。</w:t>
+      </w:r>
+    </w:p>
+    <w:p>
+      <w:pPr>
+        <w:numPr>
+          <w:ilvl w:val="0"/>
+          <w:numId w:val="5"/>
+        </w:numPr>
+        <w:ind w:left="630" w:leftChars="300" w:right="441" w:rightChars="210"/>
         <w:rPr>
           <w:rFonts w:hint="eastAsia" w:ascii="宋体" w:hAnsi="宋体"/>
           <w:color w:val="000000"/>
           <w:szCs w:val="21"/>
         </w:rPr>
-        <w:t>；</w:t>
-      </w:r>
-    </w:p>
-    <w:p>
-      <w:pPr>
-        <w:ind w:left="630" w:leftChars="300" w:right="441" w:rightChars="210"/>
+      </w:pPr>
+      <w:r>
+        <w:rPr>
+          <w:rFonts w:hint="default"/>
+          <w:szCs w:val="21"/>
+          <w:u w:val="single"/>
+          <w:lang w:val="en-US"/>
+        </w:rPr>
+        <w:t>{{</w:t>
+      </w:r>
+      <w:r>
+        <w:rPr>
+          <w:rFonts w:hint="eastAsia"/>
+          <w:szCs w:val="21"/>
+          <w:u w:val="single"/>
+          <w:lang w:val="en-US" w:eastAsia="zh-CN"/>
+        </w:rPr>
+        <w:t>付款信息</w:t>
+      </w:r>
+      <w:r>
+        <w:rPr>
+          <w:rFonts w:hint="default"/>
+          <w:szCs w:val="21"/>
+          <w:u w:val="single"/>
+          <w:lang w:val="en-US"/>
+        </w:rPr>
+        <w:t>}}</w:t>
+      </w:r>
+      <w:r>
         <w:rPr>
           <w:rFonts w:hint="eastAsia" w:ascii="宋体" w:hAnsi="宋体"/>
           <w:color w:val="000000"/>
           <w:szCs w:val="21"/>
         </w:rPr>
-      </w:pPr>
-      <w:r>
-        <w:rPr>
-          <w:rFonts w:hint="eastAsia" w:ascii="宋体" w:hAnsi="宋体"/>
-          <w:color w:val="000000"/>
-          <w:szCs w:val="21"/>
-        </w:rPr>
-        <w:t>（2）项目验收通过后</w:t>
-      </w:r>
-      <w:r>
-        <w:rPr>
-          <w:rFonts w:hint="eastAsia" w:ascii="宋体" w:hAnsi="宋体"/>
-          <w:color w:val="000000"/>
-          <w:szCs w:val="21"/>
-          <w:u w:val="single"/>
-          <w:lang w:val="en-US" w:eastAsia="zh-CN"/>
-        </w:rPr>
-        <w:t xml:space="preserve">      </w:t>
-      </w:r>
-      <w:r>
-        <w:rPr>
-          <w:rFonts w:hint="eastAsia" w:ascii="宋体" w:hAnsi="宋体"/>
-          <w:color w:val="000000"/>
-          <w:szCs w:val="21"/>
-        </w:rPr>
-        <w:t>个月内，甲方凭乙方开具的增值税专用发票向乙方支付部分合同款</w:t>
-      </w:r>
-      <w:r>
-        <w:rPr>
-          <w:rFonts w:hint="eastAsia"/>
-          <w:szCs w:val="21"/>
-        </w:rPr>
-        <w:t>人民币大写[</w:t>
-      </w:r>
-      <w:r>
-        <w:rPr>
-          <w:rFonts w:hint="eastAsia"/>
-          <w:szCs w:val="21"/>
-          <w:lang w:val="en-US" w:eastAsia="zh-CN"/>
-        </w:rPr>
-        <w:t xml:space="preserve">      </w:t>
-      </w:r>
-      <w:r>
-        <w:rPr>
-          <w:rFonts w:hint="eastAsia"/>
-          <w:szCs w:val="21"/>
-        </w:rPr>
-        <w:t>]，小写[</w:t>
-      </w:r>
-      <w:r>
-        <w:rPr>
-          <w:rFonts w:hint="eastAsia"/>
-          <w:szCs w:val="21"/>
-          <w:lang w:val="en-US" w:eastAsia="zh-CN"/>
-        </w:rPr>
-        <w:t xml:space="preserve">         </w:t>
-      </w:r>
-      <w:r>
-        <w:rPr>
-          <w:rFonts w:hint="eastAsia"/>
-          <w:szCs w:val="21"/>
-        </w:rPr>
-        <w:t xml:space="preserve"> ]元</w:t>
-      </w:r>
-      <w:r>
-        <w:rPr>
-          <w:rFonts w:hint="eastAsia" w:ascii="宋体" w:hAnsi="宋体"/>
-          <w:color w:val="000000"/>
-          <w:szCs w:val="21"/>
-        </w:rPr>
         <w:t>；</w:t>
-      </w:r>
-    </w:p>
-    <w:p>
-      <w:pPr>
-        <w:tabs>
-          <w:tab w:val="left" w:pos="900"/>
-          <w:tab w:val="left" w:pos="1080"/>
-        </w:tabs>
-        <w:ind w:left="630" w:leftChars="300" w:right="441" w:rightChars="210"/>
-        <w:rPr>
-          <w:szCs w:val="21"/>
-        </w:rPr>
-      </w:pPr>
-      <w:r>
-        <w:rPr>
-          <w:rFonts w:hint="eastAsia"/>
-          <w:szCs w:val="21"/>
-        </w:rPr>
-        <w:t>（</w:t>
-      </w:r>
-      <w:r>
-        <w:rPr>
-          <w:rFonts w:hint="eastAsia"/>
-          <w:szCs w:val="21"/>
-          <w:lang w:val="en-US" w:eastAsia="zh-CN"/>
-        </w:rPr>
-        <w:t>3</w:t>
-      </w:r>
-      <w:r>
-        <w:rPr>
-          <w:rFonts w:hint="eastAsia"/>
-          <w:szCs w:val="21"/>
-        </w:rPr>
-        <w:t>）供货周期为收到甲方第一笔款的</w:t>
-      </w:r>
-      <w:r>
-        <w:rPr>
-          <w:rFonts w:hint="eastAsia"/>
-          <w:szCs w:val="21"/>
-          <w:u w:val="single"/>
-        </w:rPr>
-        <w:t xml:space="preserve">  </w:t>
-      </w:r>
-      <w:r>
-        <w:rPr>
-          <w:rFonts w:hint="eastAsia"/>
-          <w:szCs w:val="21"/>
-          <w:u w:val="single"/>
-          <w:lang w:val="en-US" w:eastAsia="zh-CN"/>
-        </w:rPr>
-        <w:t xml:space="preserve">   </w:t>
-      </w:r>
-      <w:r>
-        <w:rPr>
-          <w:rFonts w:hint="eastAsia"/>
-          <w:szCs w:val="21"/>
-        </w:rPr>
-        <w:t>个工作日内送到甲方指定地点，并于</w:t>
-      </w:r>
-      <w:r>
-        <w:rPr>
-          <w:rFonts w:hint="eastAsia"/>
-          <w:szCs w:val="21"/>
-          <w:u w:val="single"/>
-        </w:rPr>
-        <w:t xml:space="preserve"> </w:t>
-      </w:r>
-      <w:r>
-        <w:rPr>
-          <w:rFonts w:hint="eastAsia"/>
-          <w:szCs w:val="21"/>
-          <w:u w:val="single"/>
-          <w:lang w:val="en-US" w:eastAsia="zh-CN"/>
-        </w:rPr>
-        <w:t xml:space="preserve">  </w:t>
-      </w:r>
-      <w:r>
-        <w:rPr>
-          <w:rFonts w:hint="eastAsia"/>
-          <w:szCs w:val="21"/>
-          <w:u w:val="single"/>
-        </w:rPr>
-        <w:t xml:space="preserve"> </w:t>
-      </w:r>
-      <w:r>
-        <w:rPr>
-          <w:rFonts w:hint="eastAsia"/>
-          <w:szCs w:val="21"/>
-        </w:rPr>
-        <w:t>日内完成</w:t>
-      </w:r>
-      <w:r>
-        <w:rPr>
-          <w:rFonts w:hint="eastAsia"/>
-          <w:szCs w:val="21"/>
-          <w:lang w:val="en-US" w:eastAsia="zh-CN"/>
-        </w:rPr>
-        <w:t>调试</w:t>
-      </w:r>
-      <w:r>
-        <w:rPr>
-          <w:rFonts w:hint="eastAsia"/>
-          <w:szCs w:val="21"/>
-        </w:rPr>
-        <w:t>和验收。</w:t>
-      </w:r>
-    </w:p>
-    <w:p>
-      <w:pPr>
-        <w:pStyle w:val="8"/>
-        <w:snapToGrid w:val="0"/>
-        <w:spacing w:before="0" w:beforeAutospacing="0" w:after="0" w:afterAutospacing="0" w:line="360" w:lineRule="exact"/>
-        <w:ind w:firstLine="630" w:firstLineChars="300"/>
-        <w:rPr>
-          <w:rFonts w:hint="eastAsia"/>
-          <w:sz w:val="21"/>
-          <w:szCs w:val="21"/>
-        </w:rPr>
-      </w:pPr>
-      <w:r>
-        <w:rPr>
-          <w:rFonts w:hint="eastAsia"/>
-          <w:color w:val="000000"/>
-          <w:sz w:val="21"/>
-          <w:szCs w:val="21"/>
-        </w:rPr>
-        <w:t>（</w:t>
-      </w:r>
-      <w:r>
-        <w:rPr>
-          <w:rFonts w:hint="eastAsia"/>
-          <w:color w:val="000000"/>
-          <w:sz w:val="21"/>
-          <w:szCs w:val="21"/>
-          <w:lang w:val="en-US" w:eastAsia="zh-CN"/>
-        </w:rPr>
-        <w:t>4</w:t>
-      </w:r>
-      <w:r>
-        <w:rPr>
-          <w:rFonts w:hint="eastAsia"/>
-          <w:color w:val="000000"/>
-          <w:sz w:val="21"/>
-          <w:szCs w:val="21"/>
-        </w:rPr>
-        <w:t>）全部货款到卖方指定账户后，视为买方付清货款</w:t>
-      </w:r>
-      <w:r>
-        <w:rPr>
-          <w:rFonts w:hint="eastAsia"/>
-          <w:sz w:val="21"/>
-          <w:szCs w:val="21"/>
-        </w:rPr>
-        <w:t>。</w:t>
       </w:r>
     </w:p>
     <w:p>
@@ -3892,14 +3759,6 @@
         <w:gridCol w:w="7399"/>
       </w:tblGrid>
       <w:tr>
-        <w:tblPrEx>
-          <w:tblCellMar>
-            <w:top w:w="0" w:type="dxa"/>
-            <w:left w:w="0" w:type="dxa"/>
-            <w:bottom w:w="0" w:type="dxa"/>
-            <w:right w:w="0" w:type="dxa"/>
-          </w:tblCellMar>
-        </w:tblPrEx>
         <w:trPr>
           <w:trHeight w:val="401" w:hRule="atLeast"/>
         </w:trPr>
@@ -3951,14 +3810,6 @@
         </w:tc>
       </w:tr>
       <w:tr>
-        <w:tblPrEx>
-          <w:tblCellMar>
-            <w:top w:w="0" w:type="dxa"/>
-            <w:left w:w="0" w:type="dxa"/>
-            <w:bottom w:w="0" w:type="dxa"/>
-            <w:right w:w="0" w:type="dxa"/>
-          </w:tblCellMar>
-        </w:tblPrEx>
         <w:trPr>
           <w:trHeight w:val="270" w:hRule="atLeast"/>
         </w:trPr>
@@ -4025,14 +3876,6 @@
         </w:tc>
       </w:tr>
       <w:tr>
-        <w:tblPrEx>
-          <w:tblCellMar>
-            <w:top w:w="0" w:type="dxa"/>
-            <w:left w:w="0" w:type="dxa"/>
-            <w:bottom w:w="0" w:type="dxa"/>
-            <w:right w:w="0" w:type="dxa"/>
-          </w:tblCellMar>
-        </w:tblPrEx>
         <w:trPr>
           <w:trHeight w:val="270" w:hRule="atLeast"/>
         </w:trPr>
@@ -4071,18 +3914,34 @@
               </w:rPr>
               <w:t>2.账号：</w:t>
             </w:r>
+            <w:r>
+              <w:rPr>
+                <w:rFonts w:hint="default"/>
+                <w:szCs w:val="21"/>
+                <w:lang w:val="en-US"/>
+              </w:rPr>
+              <w:t>{{</w:t>
+            </w:r>
+            <w:r>
+              <w:rPr>
+                <w:rFonts w:hint="eastAsia"/>
+                <w:szCs w:val="21"/>
+                <w:lang w:val="en-US" w:eastAsia="zh-CN"/>
+              </w:rPr>
+              <w:t>客户账号</w:t>
+            </w:r>
+            <w:r>
+              <w:rPr>
+                <w:rFonts w:hint="default"/>
+                <w:szCs w:val="21"/>
+                <w:lang w:val="en-US"/>
+              </w:rPr>
+              <w:t>}}</w:t>
+            </w:r>
           </w:p>
         </w:tc>
       </w:tr>
       <w:tr>
-        <w:tblPrEx>
-          <w:tblCellMar>
-            <w:top w:w="0" w:type="dxa"/>
-            <w:left w:w="0" w:type="dxa"/>
-            <w:bottom w:w="0" w:type="dxa"/>
-            <w:right w:w="0" w:type="dxa"/>
-          </w:tblCellMar>
-        </w:tblPrEx>
         <w:trPr>
           <w:trHeight w:val="270" w:hRule="atLeast"/>
         </w:trPr>
@@ -4121,18 +3980,34 @@
               </w:rPr>
               <w:t>3.税务登记号：</w:t>
             </w:r>
+            <w:r>
+              <w:rPr>
+                <w:rFonts w:hint="default"/>
+                <w:szCs w:val="21"/>
+                <w:lang w:val="en-US"/>
+              </w:rPr>
+              <w:t>{{</w:t>
+            </w:r>
+            <w:r>
+              <w:rPr>
+                <w:rFonts w:hint="eastAsia"/>
+                <w:szCs w:val="21"/>
+                <w:lang w:val="en-US" w:eastAsia="zh-CN"/>
+              </w:rPr>
+              <w:t>税务登记号</w:t>
+            </w:r>
+            <w:r>
+              <w:rPr>
+                <w:rFonts w:hint="default"/>
+                <w:szCs w:val="21"/>
+                <w:lang w:val="en-US"/>
+              </w:rPr>
+              <w:t>}}</w:t>
+            </w:r>
           </w:p>
         </w:tc>
       </w:tr>
       <w:tr>
-        <w:tblPrEx>
-          <w:tblCellMar>
-            <w:top w:w="0" w:type="dxa"/>
-            <w:left w:w="0" w:type="dxa"/>
-            <w:bottom w:w="0" w:type="dxa"/>
-            <w:right w:w="0" w:type="dxa"/>
-          </w:tblCellMar>
-        </w:tblPrEx>
         <w:trPr>
           <w:trHeight w:val="270" w:hRule="atLeast"/>
         </w:trPr>
@@ -4168,7 +4043,31 @@
                 <w:sz w:val="22"/>
                 <w:szCs w:val="22"/>
               </w:rPr>
-              <w:t xml:space="preserve">4.开票地址电话： </w:t>
+              <w:t>4.开票地址电话：</w:t>
+            </w:r>
+            <w:r>
+              <w:rPr>
+                <w:rFonts w:hint="default"/>
+                <w:szCs w:val="21"/>
+                <w:lang w:val="en-US"/>
+              </w:rPr>
+              <w:t>{{</w:t>
+            </w:r>
+            <w:r>
+              <w:rPr>
+                <w:rFonts w:hint="eastAsia"/>
+                <w:szCs w:val="21"/>
+                <w:lang w:val="en-US" w:eastAsia="zh-CN"/>
+              </w:rPr>
+              <w:t>开票地址电话</w:t>
+            </w:r>
+            <w:r>
+              <w:rPr>
+                <w:rFonts w:hint="default"/>
+                <w:szCs w:val="21"/>
+                <w:lang w:val="en-US"/>
+              </w:rPr>
+              <w:t>}}</w:t>
             </w:r>
             <w:r>
               <w:rPr>
@@ -4182,14 +4081,6 @@
         </w:tc>
       </w:tr>
       <w:tr>
-        <w:tblPrEx>
-          <w:tblCellMar>
-            <w:top w:w="0" w:type="dxa"/>
-            <w:left w:w="0" w:type="dxa"/>
-            <w:bottom w:w="0" w:type="dxa"/>
-            <w:right w:w="0" w:type="dxa"/>
-          </w:tblCellMar>
-        </w:tblPrEx>
         <w:trPr>
           <w:trHeight w:val="270" w:hRule="atLeast"/>
         </w:trPr>
@@ -4263,14 +4154,6 @@
         </w:tc>
       </w:tr>
       <w:tr>
-        <w:tblPrEx>
-          <w:tblCellMar>
-            <w:top w:w="0" w:type="dxa"/>
-            <w:left w:w="0" w:type="dxa"/>
-            <w:bottom w:w="0" w:type="dxa"/>
-            <w:right w:w="0" w:type="dxa"/>
-          </w:tblCellMar>
-        </w:tblPrEx>
         <w:trPr>
           <w:trHeight w:val="335" w:hRule="atLeast"/>
         </w:trPr>
@@ -4314,14 +4197,6 @@
         </w:tc>
       </w:tr>
       <w:tr>
-        <w:tblPrEx>
-          <w:tblCellMar>
-            <w:top w:w="0" w:type="dxa"/>
-            <w:left w:w="0" w:type="dxa"/>
-            <w:bottom w:w="0" w:type="dxa"/>
-            <w:right w:w="0" w:type="dxa"/>
-          </w:tblCellMar>
-        </w:tblPrEx>
         <w:trPr>
           <w:trHeight w:val="270" w:hRule="atLeast"/>
         </w:trPr>
@@ -4364,14 +4239,6 @@
         </w:tc>
       </w:tr>
       <w:tr>
-        <w:tblPrEx>
-          <w:tblCellMar>
-            <w:top w:w="0" w:type="dxa"/>
-            <w:left w:w="0" w:type="dxa"/>
-            <w:bottom w:w="0" w:type="dxa"/>
-            <w:right w:w="0" w:type="dxa"/>
-          </w:tblCellMar>
-        </w:tblPrEx>
         <w:trPr>
           <w:trHeight w:val="270" w:hRule="atLeast"/>
         </w:trPr>
@@ -4802,7 +4669,7 @@
     <w:p>
       <w:pPr>
         <w:spacing w:line="400" w:lineRule="exact"/>
-        <w:ind w:firstLine="422" w:firstLineChars="150"/>
+        <w:ind w:firstLine="420" w:firstLineChars="150"/>
         <w:rPr>
           <w:b/>
           <w:sz w:val="28"/>
@@ -4812,7 +4679,7 @@
     <w:p>
       <w:pPr>
         <w:spacing w:line="400" w:lineRule="exact"/>
-        <w:ind w:firstLine="422" w:firstLineChars="150"/>
+        <w:ind w:firstLine="420" w:firstLineChars="150"/>
         <w:rPr>
           <w:b/>
           <w:sz w:val="28"/>
@@ -4895,7 +4762,7 @@
     <w:p>
       <w:pPr>
         <w:spacing w:line="400" w:lineRule="exact"/>
-        <w:ind w:firstLine="422" w:firstLineChars="150"/>
+        <w:ind w:firstLine="420" w:firstLineChars="150"/>
         <w:rPr>
           <w:b/>
           <w:sz w:val="28"/>
@@ -4905,7 +4772,7 @@
     <w:p>
       <w:pPr>
         <w:spacing w:line="400" w:lineRule="exact"/>
-        <w:ind w:firstLine="422" w:firstLineChars="150"/>
+        <w:ind w:firstLine="420" w:firstLineChars="150"/>
         <w:rPr>
           <w:b/>
           <w:sz w:val="28"/>
@@ -5026,22 +4893,6 @@
         <w:gridCol w:w="7525"/>
       </w:tblGrid>
       <w:tr>
-        <w:tblPrEx>
-          <w:tblBorders>
-            <w:top w:val="single" w:color="auto" w:sz="4" w:space="0"/>
-            <w:left w:val="single" w:color="auto" w:sz="4" w:space="0"/>
-            <w:bottom w:val="single" w:color="auto" w:sz="4" w:space="0"/>
-            <w:right w:val="single" w:color="auto" w:sz="4" w:space="0"/>
-            <w:insideH w:val="single" w:color="auto" w:sz="4" w:space="0"/>
-            <w:insideV w:val="single" w:color="auto" w:sz="4" w:space="0"/>
-          </w:tblBorders>
-          <w:tblCellMar>
-            <w:top w:w="0" w:type="dxa"/>
-            <w:left w:w="108" w:type="dxa"/>
-            <w:bottom w:w="0" w:type="dxa"/>
-            <w:right w:w="108" w:type="dxa"/>
-          </w:tblCellMar>
-        </w:tblPrEx>
         <w:trPr>
           <w:cantSplit/>
           <w:trHeight w:val="417" w:hRule="atLeast"/>
@@ -5097,22 +4948,6 @@
         </w:tc>
       </w:tr>
       <w:tr>
-        <w:tblPrEx>
-          <w:tblBorders>
-            <w:top w:val="single" w:color="auto" w:sz="4" w:space="0"/>
-            <w:left w:val="single" w:color="auto" w:sz="4" w:space="0"/>
-            <w:bottom w:val="single" w:color="auto" w:sz="4" w:space="0"/>
-            <w:right w:val="single" w:color="auto" w:sz="4" w:space="0"/>
-            <w:insideH w:val="single" w:color="auto" w:sz="4" w:space="0"/>
-            <w:insideV w:val="single" w:color="auto" w:sz="4" w:space="0"/>
-          </w:tblBorders>
-          <w:tblCellMar>
-            <w:top w:w="0" w:type="dxa"/>
-            <w:left w:w="108" w:type="dxa"/>
-            <w:bottom w:w="0" w:type="dxa"/>
-            <w:right w:w="108" w:type="dxa"/>
-          </w:tblCellMar>
-        </w:tblPrEx>
         <w:trPr>
           <w:cantSplit/>
           <w:trHeight w:val="417" w:hRule="atLeast"/>
@@ -5174,7 +5009,7 @@
       <w:pPr>
         <w:numPr>
           <w:ilvl w:val="0"/>
-          <w:numId w:val="5"/>
+          <w:numId w:val="6"/>
         </w:numPr>
         <w:spacing w:line="400" w:lineRule="exact"/>
         <w:ind w:left="840"/>
@@ -5191,158 +5026,6 @@
         </w:rPr>
         <w:t>合同标的清单中的产品属于服务范畴的产品，提供相关序列号即为交货。</w:t>
       </w:r>
-    </w:p>
-    <w:p>
-      <w:pPr>
-        <w:numPr>
-          <w:ilvl w:val="0"/>
-          <w:numId w:val="5"/>
-        </w:numPr>
-        <w:spacing w:line="400" w:lineRule="exact"/>
-        <w:ind w:left="840"/>
-        <w:rPr>
-          <w:szCs w:val="21"/>
-        </w:rPr>
-      </w:pPr>
-      <w:r>
-        <w:rPr>
-          <w:rFonts w:hint="eastAsia"/>
-          <w:szCs w:val="21"/>
-        </w:rPr>
-        <w:t>对于本合同涉及到的产品服务，乙方按照厂商的服务条款自项目验收通过之日起，提供服务（</w:t>
-      </w:r>
-      <w:r>
-        <w:rPr>
-          <w:rFonts w:hint="eastAsia"/>
-          <w:szCs w:val="21"/>
-          <w:u w:val="single"/>
-        </w:rPr>
-        <w:t xml:space="preserve"> </w:t>
-      </w:r>
-      <w:r>
-        <w:rPr>
-          <w:rFonts w:hint="eastAsia"/>
-          <w:szCs w:val="21"/>
-          <w:u w:val="single"/>
-          <w:lang w:val="en-US" w:eastAsia="zh-CN"/>
-        </w:rPr>
-        <w:t xml:space="preserve">   </w:t>
-      </w:r>
-      <w:r>
-        <w:rPr>
-          <w:rFonts w:hint="eastAsia"/>
-          <w:szCs w:val="21"/>
-          <w:u w:val="single"/>
-        </w:rPr>
-        <w:t xml:space="preserve"> </w:t>
-      </w:r>
-      <w:r>
-        <w:rPr>
-          <w:rFonts w:hint="eastAsia"/>
-          <w:szCs w:val="21"/>
-        </w:rPr>
-        <w:t>）年，并及时高效提供售后技术支持与维护服务。</w:t>
-      </w:r>
-    </w:p>
-    <w:p>
-      <w:pPr>
-        <w:numPr>
-          <w:ilvl w:val="0"/>
-          <w:numId w:val="5"/>
-        </w:numPr>
-        <w:spacing w:line="400" w:lineRule="exact"/>
-        <w:ind w:left="840"/>
-        <w:rPr>
-          <w:rFonts w:ascii="Arial" w:hAnsi="Arial" w:cs="Arial"/>
-          <w:color w:val="000000"/>
-          <w:spacing w:val="6"/>
-          <w:szCs w:val="21"/>
-        </w:rPr>
-      </w:pPr>
-      <w:r>
-        <w:rPr>
-          <w:rFonts w:hint="eastAsia" w:ascii="Arial" w:hAnsi="Arial" w:cs="Arial"/>
-          <w:color w:val="000000"/>
-          <w:spacing w:val="6"/>
-          <w:szCs w:val="21"/>
-        </w:rPr>
-        <w:t>服务期期满后，甲方需要乙方继续提供技术服务的，双方另行签订服务合同。</w:t>
-      </w:r>
-    </w:p>
-    <w:p>
-      <w:pPr>
-        <w:spacing w:line="400" w:lineRule="exact"/>
-        <w:rPr>
-          <w:b/>
-          <w:sz w:val="28"/>
-        </w:rPr>
-      </w:pPr>
-    </w:p>
-    <w:p>
-      <w:pPr>
-        <w:spacing w:line="400" w:lineRule="exact"/>
-        <w:ind w:firstLine="281" w:firstLineChars="100"/>
-        <w:rPr>
-          <w:b/>
-          <w:sz w:val="28"/>
-        </w:rPr>
-      </w:pPr>
-      <w:r>
-        <w:rPr>
-          <w:rFonts w:hint="eastAsia"/>
-          <w:b/>
-          <w:sz w:val="28"/>
-        </w:rPr>
-        <w:t>第八章、不可抗力</w:t>
-      </w:r>
-    </w:p>
-    <w:p>
-      <w:pPr>
-        <w:spacing w:line="400" w:lineRule="exact"/>
-        <w:ind w:left="840" w:leftChars="400"/>
-        <w:rPr>
-          <w:rFonts w:hint="eastAsia" w:ascii="宋体" w:hAnsi="宋体"/>
-          <w:bCs/>
-          <w:color w:val="000000"/>
-        </w:rPr>
-      </w:pPr>
-      <w:r>
-        <w:rPr>
-          <w:rFonts w:hint="eastAsia" w:ascii="宋体" w:hAnsi="宋体"/>
-          <w:bCs/>
-          <w:color w:val="000000"/>
-        </w:rPr>
-        <w:t>1、本合同中，不可抗力是指不能预见、不能避免且不能克服的客观情况，包括：战争、火灾、洪水、台风、地震、政策变化或其它人力不可抗拒之事件。</w:t>
-      </w:r>
-    </w:p>
-    <w:p>
-      <w:pPr>
-        <w:spacing w:line="400" w:lineRule="exact"/>
-        <w:ind w:left="840" w:leftChars="400"/>
-        <w:rPr>
-          <w:rFonts w:hint="eastAsia" w:ascii="宋体" w:hAnsi="宋体"/>
-          <w:bCs/>
-          <w:color w:val="000000"/>
-        </w:rPr>
-      </w:pPr>
-      <w:r>
-        <w:rPr>
-          <w:rFonts w:hint="eastAsia" w:ascii="宋体" w:hAnsi="宋体"/>
-          <w:bCs/>
-          <w:color w:val="000000"/>
-        </w:rPr>
-        <w:t>2、因不可抗力导致的任何一方违约，违约方无需承担责任，但应及时通知对方，并应在上述不可抗力事件消除后15日内提供有关主管部门的证明。</w:t>
-      </w:r>
-    </w:p>
-    <w:p>
-      <w:pPr>
-        <w:spacing w:line="400" w:lineRule="exact"/>
-        <w:rPr>
-          <w:b/>
-          <w:sz w:val="28"/>
-          <w:u w:val="single"/>
-        </w:rPr>
-      </w:pPr>
     </w:p>
     <w:p>
       <w:pPr>
@@ -5351,334 +5034,50 @@
           <w:numId w:val="6"/>
         </w:numPr>
         <w:spacing w:line="400" w:lineRule="exact"/>
-        <w:ind w:firstLine="141" w:firstLineChars="50"/>
-        <w:rPr>
-          <w:b/>
-          <w:sz w:val="28"/>
-        </w:rPr>
-      </w:pPr>
-      <w:r>
-        <w:rPr>
-          <w:rFonts w:hint="eastAsia"/>
-          <w:b/>
-          <w:sz w:val="28"/>
-        </w:rPr>
-        <w:t>、所有权保留及违约条款</w:t>
-      </w:r>
-    </w:p>
-    <w:p>
-      <w:pPr>
-        <w:pStyle w:val="7"/>
-        <w:spacing w:line="400" w:lineRule="exact"/>
-        <w:ind w:left="0" w:leftChars="0" w:firstLine="419"/>
-        <w:rPr>
-          <w:rFonts w:ascii="Arial" w:hAnsi="Arial" w:cs="Arial"/>
-          <w:szCs w:val="18"/>
-        </w:rPr>
-      </w:pPr>
-      <w:r>
-        <w:rPr>
-          <w:rFonts w:hint="eastAsia" w:ascii="Arial" w:hAnsi="宋体" w:cs="Arial"/>
-          <w:szCs w:val="18"/>
-        </w:rPr>
-        <w:t>1、</w:t>
-      </w:r>
-      <w:r>
-        <w:rPr>
-          <w:rFonts w:ascii="Arial" w:hAnsi="宋体" w:cs="Arial"/>
-          <w:szCs w:val="18"/>
-        </w:rPr>
-        <w:t>双方一致同意：在买方未支付清全部合同款之前，此合同中所有</w:t>
-      </w:r>
-      <w:r>
-        <w:rPr>
-          <w:rFonts w:hint="eastAsia" w:ascii="Arial" w:hAnsi="宋体" w:cs="Arial"/>
-          <w:szCs w:val="18"/>
-        </w:rPr>
-        <w:t>服务</w:t>
-      </w:r>
-      <w:r>
-        <w:rPr>
-          <w:rFonts w:ascii="Arial" w:hAnsi="宋体" w:cs="Arial"/>
-          <w:szCs w:val="18"/>
-        </w:rPr>
-        <w:t>的所有权归卖方所有。</w:t>
-      </w:r>
-    </w:p>
-    <w:p>
-      <w:pPr>
-        <w:pStyle w:val="7"/>
-        <w:spacing w:line="400" w:lineRule="exact"/>
-        <w:ind w:left="419" w:leftChars="0"/>
-        <w:rPr>
-          <w:rFonts w:hint="eastAsia" w:ascii="Arial" w:hAnsi="宋体" w:cs="Arial"/>
-          <w:szCs w:val="18"/>
-        </w:rPr>
-      </w:pPr>
-      <w:r>
-        <w:rPr>
-          <w:rFonts w:hint="eastAsia" w:ascii="Arial" w:hAnsi="宋体" w:cs="Arial"/>
-          <w:szCs w:val="18"/>
-        </w:rPr>
-        <w:t>2、</w:t>
-      </w:r>
-      <w:r>
-        <w:rPr>
-          <w:rFonts w:ascii="Arial" w:hAnsi="宋体" w:cs="Arial"/>
-          <w:szCs w:val="18"/>
-        </w:rPr>
-        <w:t>如买方未能在合同约定的付款期限付清应付给卖方之款项，卖方有权</w:t>
-      </w:r>
-      <w:r>
-        <w:rPr>
-          <w:rFonts w:hint="eastAsia" w:ascii="Arial" w:hAnsi="宋体" w:cs="Arial"/>
-          <w:szCs w:val="18"/>
-        </w:rPr>
-        <w:t>收回服务授权</w:t>
-      </w:r>
-      <w:r>
-        <w:rPr>
-          <w:rFonts w:ascii="Arial" w:hAnsi="宋体" w:cs="Arial"/>
-          <w:szCs w:val="18"/>
-        </w:rPr>
-        <w:t>。</w:t>
-      </w:r>
-    </w:p>
-    <w:p>
-      <w:pPr>
-        <w:pStyle w:val="7"/>
-        <w:spacing w:line="400" w:lineRule="exact"/>
-        <w:ind w:left="419" w:leftChars="0"/>
-        <w:rPr>
-          <w:rFonts w:hint="eastAsia" w:ascii="Arial" w:hAnsi="宋体" w:cs="Arial"/>
-          <w:szCs w:val="18"/>
-        </w:rPr>
-      </w:pPr>
-      <w:r>
-        <w:rPr>
-          <w:rFonts w:hint="eastAsia" w:ascii="Arial" w:hAnsi="宋体" w:cs="Arial"/>
-          <w:szCs w:val="18"/>
-        </w:rPr>
-        <w:t>3、本合同项下货物毁损、灭失的风险，交货前由卖方负责，交货后由买方承担。</w:t>
-      </w:r>
-    </w:p>
-    <w:p>
-      <w:pPr>
-        <w:pStyle w:val="7"/>
-        <w:spacing w:line="400" w:lineRule="exact"/>
-        <w:ind w:left="419" w:leftChars="0"/>
-        <w:rPr>
-          <w:rFonts w:ascii="Arial" w:hAnsi="Arial" w:cs="Arial"/>
-          <w:szCs w:val="18"/>
-        </w:rPr>
-      </w:pPr>
-      <w:r>
-        <w:rPr>
-          <w:rFonts w:hint="eastAsia" w:ascii="Arial" w:hAnsi="宋体" w:cs="Arial"/>
-          <w:szCs w:val="18"/>
-        </w:rPr>
-        <w:t>4、</w:t>
-      </w:r>
-      <w:r>
-        <w:rPr>
-          <w:rFonts w:ascii="Arial" w:hAnsi="宋体" w:cs="Arial"/>
-          <w:szCs w:val="18"/>
-        </w:rPr>
-        <w:t>本合同一经签署，对买卖双方具有同等法律约束力，对本合同的任何修改均需经双方书面同意。</w:t>
-      </w:r>
-    </w:p>
-    <w:p>
-      <w:pPr>
-        <w:spacing w:line="400" w:lineRule="exact"/>
-        <w:ind w:left="418"/>
-        <w:rPr>
-          <w:rFonts w:ascii="Arial" w:hAnsi="Arial" w:cs="Arial"/>
-          <w:szCs w:val="18"/>
-        </w:rPr>
-      </w:pPr>
-      <w:r>
-        <w:rPr>
-          <w:rFonts w:hint="eastAsia" w:ascii="Arial" w:hAnsi="Arial" w:cs="Arial"/>
-          <w:szCs w:val="18"/>
-        </w:rPr>
-        <w:t>5、以上服务是由甲方明确需求后向乙方采购的，故合同签订后，甲方不得反悔或不执行合同，否则应向乙方支付合同总额5%的违约金；</w:t>
-      </w:r>
-    </w:p>
-    <w:p>
-      <w:pPr>
-        <w:spacing w:line="400" w:lineRule="exact"/>
-        <w:ind w:left="418"/>
-        <w:rPr>
-          <w:rFonts w:ascii="Arial" w:hAnsi="Arial" w:cs="Arial"/>
-          <w:szCs w:val="18"/>
-        </w:rPr>
-      </w:pPr>
-      <w:r>
-        <w:rPr>
-          <w:rFonts w:hint="eastAsia" w:ascii="Arial" w:hAnsi="宋体" w:cs="Arial"/>
-          <w:szCs w:val="18"/>
-        </w:rPr>
-        <w:t>6、</w:t>
-      </w:r>
-      <w:r>
-        <w:rPr>
-          <w:rFonts w:ascii="Arial" w:hAnsi="宋体" w:cs="Arial"/>
-          <w:szCs w:val="18"/>
-        </w:rPr>
-        <w:t>由于卖方原因的责任造成</w:t>
-      </w:r>
-      <w:r>
-        <w:rPr>
-          <w:rFonts w:hint="eastAsia" w:ascii="Arial" w:hAnsi="宋体" w:cs="Arial"/>
-          <w:szCs w:val="18"/>
-        </w:rPr>
-        <w:t>服务</w:t>
-      </w:r>
-      <w:r>
-        <w:rPr>
-          <w:rFonts w:ascii="Arial" w:hAnsi="宋体" w:cs="Arial"/>
-          <w:szCs w:val="18"/>
-        </w:rPr>
-        <w:t>延迟交货，每延迟一天按相应</w:t>
-      </w:r>
-      <w:r>
-        <w:rPr>
-          <w:rFonts w:hint="eastAsia" w:ascii="Arial" w:hAnsi="宋体" w:cs="Arial"/>
-          <w:szCs w:val="18"/>
-        </w:rPr>
-        <w:t>服务</w:t>
-      </w:r>
-      <w:r>
-        <w:rPr>
-          <w:rFonts w:ascii="Arial" w:hAnsi="宋体" w:cs="Arial"/>
-          <w:szCs w:val="18"/>
-        </w:rPr>
-        <w:t>总金额的千分之一赔偿买方，但索赔总金额不超过相应</w:t>
-      </w:r>
-      <w:r>
-        <w:rPr>
-          <w:rFonts w:hint="eastAsia" w:ascii="Arial" w:hAnsi="宋体" w:cs="Arial"/>
-          <w:szCs w:val="18"/>
-        </w:rPr>
-        <w:t>服务</w:t>
-      </w:r>
-      <w:r>
-        <w:rPr>
-          <w:rFonts w:ascii="Arial" w:hAnsi="宋体" w:cs="Arial"/>
-          <w:szCs w:val="18"/>
-        </w:rPr>
-        <w:t>总金额的百分之</w:t>
-      </w:r>
-      <w:r>
-        <w:rPr>
-          <w:rFonts w:hint="eastAsia" w:ascii="Arial" w:hAnsi="宋体" w:cs="Arial"/>
-          <w:szCs w:val="18"/>
-        </w:rPr>
-        <w:t>五</w:t>
-      </w:r>
-      <w:r>
-        <w:rPr>
-          <w:rFonts w:ascii="Arial" w:hAnsi="宋体" w:cs="Arial"/>
-          <w:szCs w:val="18"/>
-        </w:rPr>
-        <w:t>。若延迟交货达到四周，则买方有权退货，并终止</w:t>
-      </w:r>
-      <w:r>
-        <w:rPr>
-          <w:rFonts w:ascii="Arial" w:hAnsi="宋体" w:cs="Arial"/>
-          <w:kern w:val="0"/>
-          <w:szCs w:val="18"/>
-        </w:rPr>
-        <w:t>本合同。</w:t>
-      </w:r>
-    </w:p>
-    <w:p>
-      <w:pPr>
-        <w:spacing w:line="400" w:lineRule="exact"/>
-        <w:ind w:left="418"/>
-        <w:rPr>
-          <w:rFonts w:ascii="Arial" w:hAnsi="Arial" w:cs="Arial"/>
-          <w:szCs w:val="18"/>
-        </w:rPr>
-      </w:pPr>
-      <w:r>
-        <w:rPr>
-          <w:rFonts w:hint="eastAsia" w:ascii="Arial" w:hAnsi="宋体" w:cs="Arial"/>
-          <w:kern w:val="0"/>
-          <w:szCs w:val="18"/>
-        </w:rPr>
-        <w:t>7、</w:t>
-      </w:r>
-      <w:r>
-        <w:rPr>
-          <w:rFonts w:ascii="Arial" w:hAnsi="宋体" w:cs="Arial"/>
-          <w:kern w:val="0"/>
-          <w:szCs w:val="18"/>
-        </w:rPr>
-        <w:t>由于买方的责任延迟付款</w:t>
-      </w:r>
-      <w:r>
-        <w:rPr>
-          <w:rFonts w:ascii="Arial" w:hAnsi="Arial" w:cs="Arial"/>
-          <w:kern w:val="0"/>
-          <w:szCs w:val="18"/>
-        </w:rPr>
-        <w:t>,</w:t>
-      </w:r>
-      <w:r>
-        <w:rPr>
-          <w:rFonts w:ascii="Arial" w:hAnsi="宋体" w:cs="Arial"/>
-          <w:kern w:val="0"/>
-          <w:szCs w:val="18"/>
-        </w:rPr>
-        <w:t>每延迟一天应按未付相应金额的千分之一赔偿卖方</w:t>
-      </w:r>
-      <w:r>
-        <w:rPr>
-          <w:rFonts w:ascii="Arial" w:hAnsi="Arial" w:cs="Arial"/>
-          <w:kern w:val="0"/>
-          <w:szCs w:val="18"/>
-        </w:rPr>
-        <w:t>,</w:t>
-      </w:r>
-      <w:r>
-        <w:rPr>
-          <w:rFonts w:ascii="Arial" w:hAnsi="宋体" w:cs="Arial"/>
-          <w:kern w:val="0"/>
-          <w:szCs w:val="18"/>
-        </w:rPr>
-        <w:t>但索赔金额不超过未付相应金额的百分之五。</w:t>
-      </w:r>
-    </w:p>
-    <w:p>
-      <w:pPr>
-        <w:spacing w:line="400" w:lineRule="exact"/>
-        <w:ind w:left="418"/>
-        <w:rPr>
-          <w:rFonts w:hint="eastAsia" w:ascii="Arial" w:hAnsi="宋体" w:cs="Arial"/>
-          <w:kern w:val="0"/>
-          <w:szCs w:val="18"/>
-        </w:rPr>
-      </w:pPr>
-      <w:r>
-        <w:rPr>
-          <w:rFonts w:hint="eastAsia" w:ascii="Arial" w:hAnsi="宋体" w:cs="Arial"/>
-          <w:kern w:val="0"/>
-          <w:szCs w:val="18"/>
-        </w:rPr>
-        <w:t>8、本合同生效后，各方均应全面履行本合同约定的义务。任何一方不履行或不完全履行本合同约定义务的，应当承担相应的违约责任，并赔偿由此给守约方造成的损失，包括守约方因该方违约而支出的律师费、保全费、诉讼费、公证费、鉴定费等。</w:t>
-      </w:r>
-    </w:p>
-    <w:p>
-      <w:pPr>
-        <w:pStyle w:val="7"/>
-        <w:spacing w:line="400" w:lineRule="exact"/>
-        <w:ind w:left="419" w:leftChars="0"/>
-        <w:rPr>
-          <w:rFonts w:hint="eastAsia" w:ascii="Arial" w:hAnsi="宋体" w:cs="Arial"/>
-          <w:szCs w:val="18"/>
-        </w:rPr>
-      </w:pPr>
+        <w:ind w:left="840"/>
+        <w:rPr>
+          <w:szCs w:val="21"/>
+        </w:rPr>
+      </w:pPr>
+      <w:r>
+        <w:rPr>
+          <w:rFonts w:hint="eastAsia"/>
+          <w:szCs w:val="21"/>
+        </w:rPr>
+        <w:t>对于本合同涉及到的产品服务，乙方按照厂商的服务条款自项目验收通过之日起，提供服务（</w:t>
+      </w:r>
+      <w:r>
+        <w:rPr>
+          <w:rFonts w:hint="eastAsia"/>
+          <w:szCs w:val="21"/>
+          <w:u w:val="single"/>
+        </w:rPr>
+        <w:t xml:space="preserve"> </w:t>
+      </w:r>
+      <w:r>
+        <w:rPr>
+          <w:rFonts w:hint="eastAsia"/>
+          <w:szCs w:val="21"/>
+          <w:u w:val="single"/>
+          <w:lang w:val="en-US" w:eastAsia="zh-CN"/>
+        </w:rPr>
+        <w:t xml:space="preserve">   </w:t>
+      </w:r>
+      <w:r>
+        <w:rPr>
+          <w:rFonts w:hint="eastAsia"/>
+          <w:szCs w:val="21"/>
+          <w:u w:val="single"/>
+        </w:rPr>
+        <w:t xml:space="preserve"> </w:t>
+      </w:r>
+      <w:r>
+        <w:rPr>
+          <w:rFonts w:hint="eastAsia"/>
+          <w:szCs w:val="21"/>
+        </w:rPr>
+        <w:t>）年，并及时高效提供售后技术支持与维护服务。</w:t>
+      </w:r>
     </w:p>
     <w:p>
       <w:pPr>
@@ -5687,102 +5086,455 @@
           <w:numId w:val="6"/>
         </w:numPr>
         <w:spacing w:line="400" w:lineRule="exact"/>
-        <w:ind w:firstLine="141" w:firstLineChars="50"/>
+        <w:ind w:left="840"/>
+        <w:rPr>
+          <w:rFonts w:ascii="Arial" w:hAnsi="Arial" w:cs="Arial"/>
+          <w:color w:val="000000"/>
+          <w:spacing w:val="6"/>
+          <w:szCs w:val="21"/>
+        </w:rPr>
+      </w:pPr>
+      <w:r>
+        <w:rPr>
+          <w:rFonts w:hint="eastAsia" w:ascii="Arial" w:hAnsi="Arial" w:cs="Arial"/>
+          <w:color w:val="000000"/>
+          <w:spacing w:val="6"/>
+          <w:szCs w:val="21"/>
+        </w:rPr>
+        <w:t>服务期期满后，甲方需要乙方继续提供技术服务的，双方另行签订服务合同。</w:t>
+      </w:r>
+    </w:p>
+    <w:p>
+      <w:pPr>
+        <w:spacing w:line="400" w:lineRule="exact"/>
+        <w:rPr>
+          <w:b/>
+          <w:sz w:val="28"/>
+        </w:rPr>
+      </w:pPr>
+    </w:p>
+    <w:p>
+      <w:pPr>
+        <w:spacing w:line="400" w:lineRule="exact"/>
+        <w:ind w:firstLine="280" w:firstLineChars="100"/>
+        <w:rPr>
+          <w:b/>
+          <w:sz w:val="28"/>
+        </w:rPr>
+      </w:pPr>
+      <w:r>
+        <w:rPr>
+          <w:rFonts w:hint="eastAsia"/>
+          <w:b/>
+          <w:sz w:val="28"/>
+        </w:rPr>
+        <w:t>第八章、不可抗力</w:t>
+      </w:r>
+    </w:p>
+    <w:p>
+      <w:pPr>
+        <w:spacing w:line="400" w:lineRule="exact"/>
+        <w:ind w:left="840" w:leftChars="400"/>
+        <w:rPr>
+          <w:rFonts w:hint="eastAsia" w:ascii="宋体" w:hAnsi="宋体"/>
+          <w:bCs/>
+          <w:color w:val="000000"/>
+        </w:rPr>
+      </w:pPr>
+      <w:r>
+        <w:rPr>
+          <w:rFonts w:hint="eastAsia" w:ascii="宋体" w:hAnsi="宋体"/>
+          <w:bCs/>
+          <w:color w:val="000000"/>
+        </w:rPr>
+        <w:t>1、本合同中，不可抗力是指不能预见、不能避免且不能克服的客观情况，包括：战争、火灾、洪水、台风、地震、政策变化或其它人力不可抗拒之事件。</w:t>
+      </w:r>
+    </w:p>
+    <w:p>
+      <w:pPr>
+        <w:spacing w:line="400" w:lineRule="exact"/>
+        <w:ind w:left="840" w:leftChars="400"/>
+        <w:rPr>
+          <w:rFonts w:hint="eastAsia" w:ascii="宋体" w:hAnsi="宋体"/>
+          <w:bCs/>
+          <w:color w:val="000000"/>
+        </w:rPr>
+      </w:pPr>
+      <w:r>
+        <w:rPr>
+          <w:rFonts w:hint="eastAsia" w:ascii="宋体" w:hAnsi="宋体"/>
+          <w:bCs/>
+          <w:color w:val="000000"/>
+        </w:rPr>
+        <w:t>2、因不可抗力导致的任何一方违约，违约方无需承担责任，但应及时通知对方，并应在上述不可抗力事件消除后15日内提供有关主管部门的证明。</w:t>
+      </w:r>
+    </w:p>
+    <w:p>
+      <w:pPr>
+        <w:spacing w:line="400" w:lineRule="exact"/>
         <w:rPr>
           <w:b/>
           <w:sz w:val="28"/>
           <w:u w:val="single"/>
         </w:rPr>
       </w:pPr>
-      <w:r>
-        <w:rPr>
-          <w:b/>
-          <w:sz w:val="28"/>
-        </w:rPr>
-        <w:t>其他</w:t>
-      </w:r>
-    </w:p>
-    <w:p>
-      <w:pPr>
-        <w:pStyle w:val="8"/>
+    </w:p>
+    <w:p>
+      <w:pPr>
         <w:numPr>
           <w:ilvl w:val="0"/>
           <w:numId w:val="7"/>
         </w:numPr>
-        <w:snapToGrid w:val="0"/>
-        <w:spacing w:before="0" w:beforeAutospacing="0" w:after="0" w:afterAutospacing="0" w:line="400" w:lineRule="exact"/>
-        <w:rPr>
-          <w:rFonts w:hint="eastAsia"/>
-          <w:sz w:val="21"/>
-        </w:rPr>
-      </w:pPr>
-      <w:r>
-        <w:rPr>
-          <w:rFonts w:hint="eastAsia"/>
-          <w:sz w:val="21"/>
-        </w:rPr>
-        <w:t>除非得到另一方的书面许可，甲、乙双方均不得将本合同中的内容及在本合同执行过程中获得的对方的商业信息向任何第三方泄露、透露或披露。</w:t>
-      </w:r>
-    </w:p>
-    <w:p>
-      <w:pPr>
-        <w:pStyle w:val="8"/>
+        <w:spacing w:line="400" w:lineRule="exact"/>
+        <w:ind w:firstLine="140" w:firstLineChars="50"/>
+        <w:rPr>
+          <w:b/>
+          <w:sz w:val="28"/>
+        </w:rPr>
+      </w:pPr>
+      <w:r>
+        <w:rPr>
+          <w:rFonts w:hint="eastAsia"/>
+          <w:b/>
+          <w:sz w:val="28"/>
+        </w:rPr>
+        <w:t>、所有权保留及违约条款</w:t>
+      </w:r>
+    </w:p>
+    <w:p>
+      <w:pPr>
+        <w:pStyle w:val="7"/>
+        <w:spacing w:line="400" w:lineRule="exact"/>
+        <w:ind w:left="0" w:leftChars="0" w:firstLine="419"/>
+        <w:rPr>
+          <w:rFonts w:ascii="Arial" w:hAnsi="Arial" w:cs="Arial"/>
+          <w:szCs w:val="18"/>
+        </w:rPr>
+      </w:pPr>
+      <w:r>
+        <w:rPr>
+          <w:rFonts w:hint="eastAsia" w:ascii="Arial" w:hAnsi="宋体" w:cs="Arial"/>
+          <w:szCs w:val="18"/>
+        </w:rPr>
+        <w:t>1、</w:t>
+      </w:r>
+      <w:r>
+        <w:rPr>
+          <w:rFonts w:ascii="Arial" w:hAnsi="宋体" w:cs="Arial"/>
+          <w:szCs w:val="18"/>
+        </w:rPr>
+        <w:t>双方一致同意：在买方未支付清全部合同款之前，此合同中所有</w:t>
+      </w:r>
+      <w:r>
+        <w:rPr>
+          <w:rFonts w:hint="eastAsia" w:ascii="Arial" w:hAnsi="宋体" w:cs="Arial"/>
+          <w:szCs w:val="18"/>
+        </w:rPr>
+        <w:t>服务</w:t>
+      </w:r>
+      <w:r>
+        <w:rPr>
+          <w:rFonts w:ascii="Arial" w:hAnsi="宋体" w:cs="Arial"/>
+          <w:szCs w:val="18"/>
+        </w:rPr>
+        <w:t>的所有权归卖方所有。</w:t>
+      </w:r>
+    </w:p>
+    <w:p>
+      <w:pPr>
+        <w:pStyle w:val="7"/>
+        <w:spacing w:line="400" w:lineRule="exact"/>
+        <w:ind w:left="419" w:leftChars="0"/>
+        <w:rPr>
+          <w:rFonts w:hint="eastAsia" w:ascii="Arial" w:hAnsi="宋体" w:cs="Arial"/>
+          <w:szCs w:val="18"/>
+        </w:rPr>
+      </w:pPr>
+      <w:r>
+        <w:rPr>
+          <w:rFonts w:hint="eastAsia" w:ascii="Arial" w:hAnsi="宋体" w:cs="Arial"/>
+          <w:szCs w:val="18"/>
+        </w:rPr>
+        <w:t>2、</w:t>
+      </w:r>
+      <w:r>
+        <w:rPr>
+          <w:rFonts w:ascii="Arial" w:hAnsi="宋体" w:cs="Arial"/>
+          <w:szCs w:val="18"/>
+        </w:rPr>
+        <w:t>如买方未能在合同约定的付款期限付清应付给卖方之款项，卖方有权</w:t>
+      </w:r>
+      <w:r>
+        <w:rPr>
+          <w:rFonts w:hint="eastAsia" w:ascii="Arial" w:hAnsi="宋体" w:cs="Arial"/>
+          <w:szCs w:val="18"/>
+        </w:rPr>
+        <w:t>收回服务授权</w:t>
+      </w:r>
+      <w:r>
+        <w:rPr>
+          <w:rFonts w:ascii="Arial" w:hAnsi="宋体" w:cs="Arial"/>
+          <w:szCs w:val="18"/>
+        </w:rPr>
+        <w:t>。</w:t>
+      </w:r>
+    </w:p>
+    <w:p>
+      <w:pPr>
+        <w:pStyle w:val="7"/>
+        <w:spacing w:line="400" w:lineRule="exact"/>
+        <w:ind w:left="419" w:leftChars="0"/>
+        <w:rPr>
+          <w:rFonts w:hint="eastAsia" w:ascii="Arial" w:hAnsi="宋体" w:cs="Arial"/>
+          <w:szCs w:val="18"/>
+        </w:rPr>
+      </w:pPr>
+      <w:r>
+        <w:rPr>
+          <w:rFonts w:hint="eastAsia" w:ascii="Arial" w:hAnsi="宋体" w:cs="Arial"/>
+          <w:szCs w:val="18"/>
+        </w:rPr>
+        <w:t>3、本合同项下货物毁损、灭失的风险，交货前由卖方负责，交货后由买方承担。</w:t>
+      </w:r>
+    </w:p>
+    <w:p>
+      <w:pPr>
+        <w:pStyle w:val="7"/>
+        <w:spacing w:line="400" w:lineRule="exact"/>
+        <w:ind w:left="419" w:leftChars="0"/>
+        <w:rPr>
+          <w:rFonts w:ascii="Arial" w:hAnsi="Arial" w:cs="Arial"/>
+          <w:szCs w:val="18"/>
+        </w:rPr>
+      </w:pPr>
+      <w:r>
+        <w:rPr>
+          <w:rFonts w:hint="eastAsia" w:ascii="Arial" w:hAnsi="宋体" w:cs="Arial"/>
+          <w:szCs w:val="18"/>
+        </w:rPr>
+        <w:t>4、</w:t>
+      </w:r>
+      <w:r>
+        <w:rPr>
+          <w:rFonts w:ascii="Arial" w:hAnsi="宋体" w:cs="Arial"/>
+          <w:szCs w:val="18"/>
+        </w:rPr>
+        <w:t>本合同一经签署，对买卖双方具有同等法律约束力，对本合同的任何修改均需经双方书面同意。</w:t>
+      </w:r>
+    </w:p>
+    <w:p>
+      <w:pPr>
+        <w:spacing w:line="400" w:lineRule="exact"/>
+        <w:ind w:left="418"/>
+        <w:rPr>
+          <w:rFonts w:ascii="Arial" w:hAnsi="Arial" w:cs="Arial"/>
+          <w:szCs w:val="18"/>
+        </w:rPr>
+      </w:pPr>
+      <w:r>
+        <w:rPr>
+          <w:rFonts w:hint="eastAsia" w:ascii="Arial" w:hAnsi="Arial" w:cs="Arial"/>
+          <w:szCs w:val="18"/>
+        </w:rPr>
+        <w:t>5、以上服务是由甲方明确需求后向乙方采购的，故合同签订后，甲方不得反悔或不执行合同，否则应向乙方支付合同总额5%的违约金；</w:t>
+      </w:r>
+    </w:p>
+    <w:p>
+      <w:pPr>
+        <w:spacing w:line="400" w:lineRule="exact"/>
+        <w:ind w:left="418"/>
+        <w:rPr>
+          <w:rFonts w:ascii="Arial" w:hAnsi="Arial" w:cs="Arial"/>
+          <w:szCs w:val="18"/>
+        </w:rPr>
+      </w:pPr>
+      <w:r>
+        <w:rPr>
+          <w:rFonts w:hint="eastAsia" w:ascii="Arial" w:hAnsi="宋体" w:cs="Arial"/>
+          <w:szCs w:val="18"/>
+        </w:rPr>
+        <w:t>6、</w:t>
+      </w:r>
+      <w:r>
+        <w:rPr>
+          <w:rFonts w:ascii="Arial" w:hAnsi="宋体" w:cs="Arial"/>
+          <w:szCs w:val="18"/>
+        </w:rPr>
+        <w:t>由于卖方原因的责任造成</w:t>
+      </w:r>
+      <w:r>
+        <w:rPr>
+          <w:rFonts w:hint="eastAsia" w:ascii="Arial" w:hAnsi="宋体" w:cs="Arial"/>
+          <w:szCs w:val="18"/>
+        </w:rPr>
+        <w:t>服务</w:t>
+      </w:r>
+      <w:r>
+        <w:rPr>
+          <w:rFonts w:ascii="Arial" w:hAnsi="宋体" w:cs="Arial"/>
+          <w:szCs w:val="18"/>
+        </w:rPr>
+        <w:t>延迟交货，每延迟一天按相应</w:t>
+      </w:r>
+      <w:r>
+        <w:rPr>
+          <w:rFonts w:hint="eastAsia" w:ascii="Arial" w:hAnsi="宋体" w:cs="Arial"/>
+          <w:szCs w:val="18"/>
+        </w:rPr>
+        <w:t>服务</w:t>
+      </w:r>
+      <w:r>
+        <w:rPr>
+          <w:rFonts w:ascii="Arial" w:hAnsi="宋体" w:cs="Arial"/>
+          <w:szCs w:val="18"/>
+        </w:rPr>
+        <w:t>总金额的千分之一赔偿买方，但索赔总金额不超过相应</w:t>
+      </w:r>
+      <w:r>
+        <w:rPr>
+          <w:rFonts w:hint="eastAsia" w:ascii="Arial" w:hAnsi="宋体" w:cs="Arial"/>
+          <w:szCs w:val="18"/>
+        </w:rPr>
+        <w:t>服务</w:t>
+      </w:r>
+      <w:r>
+        <w:rPr>
+          <w:rFonts w:ascii="Arial" w:hAnsi="宋体" w:cs="Arial"/>
+          <w:szCs w:val="18"/>
+        </w:rPr>
+        <w:t>总金额的百分之</w:t>
+      </w:r>
+      <w:r>
+        <w:rPr>
+          <w:rFonts w:hint="eastAsia" w:ascii="Arial" w:hAnsi="宋体" w:cs="Arial"/>
+          <w:szCs w:val="18"/>
+        </w:rPr>
+        <w:t>五</w:t>
+      </w:r>
+      <w:r>
+        <w:rPr>
+          <w:rFonts w:ascii="Arial" w:hAnsi="宋体" w:cs="Arial"/>
+          <w:szCs w:val="18"/>
+        </w:rPr>
+        <w:t>。若延迟交货达到四周，则买方有权退货，并终止</w:t>
+      </w:r>
+      <w:r>
+        <w:rPr>
+          <w:rFonts w:ascii="Arial" w:hAnsi="宋体" w:cs="Arial"/>
+          <w:kern w:val="0"/>
+          <w:szCs w:val="18"/>
+        </w:rPr>
+        <w:t>本合同。</w:t>
+      </w:r>
+    </w:p>
+    <w:p>
+      <w:pPr>
+        <w:spacing w:line="400" w:lineRule="exact"/>
+        <w:ind w:left="418"/>
+        <w:rPr>
+          <w:rFonts w:ascii="Arial" w:hAnsi="Arial" w:cs="Arial"/>
+          <w:szCs w:val="18"/>
+        </w:rPr>
+      </w:pPr>
+      <w:r>
+        <w:rPr>
+          <w:rFonts w:hint="eastAsia" w:ascii="Arial" w:hAnsi="宋体" w:cs="Arial"/>
+          <w:kern w:val="0"/>
+          <w:szCs w:val="18"/>
+        </w:rPr>
+        <w:t>7、</w:t>
+      </w:r>
+      <w:r>
+        <w:rPr>
+          <w:rFonts w:ascii="Arial" w:hAnsi="宋体" w:cs="Arial"/>
+          <w:kern w:val="0"/>
+          <w:szCs w:val="18"/>
+        </w:rPr>
+        <w:t>由于买方的责任延迟付款</w:t>
+      </w:r>
+      <w:r>
+        <w:rPr>
+          <w:rFonts w:ascii="Arial" w:hAnsi="Arial" w:cs="Arial"/>
+          <w:kern w:val="0"/>
+          <w:szCs w:val="18"/>
+        </w:rPr>
+        <w:t>,</w:t>
+      </w:r>
+      <w:r>
+        <w:rPr>
+          <w:rFonts w:ascii="Arial" w:hAnsi="宋体" w:cs="Arial"/>
+          <w:kern w:val="0"/>
+          <w:szCs w:val="18"/>
+        </w:rPr>
+        <w:t>每延迟一天应按未付相应金额的千分之一赔偿卖方</w:t>
+      </w:r>
+      <w:r>
+        <w:rPr>
+          <w:rFonts w:ascii="Arial" w:hAnsi="Arial" w:cs="Arial"/>
+          <w:kern w:val="0"/>
+          <w:szCs w:val="18"/>
+        </w:rPr>
+        <w:t>,</w:t>
+      </w:r>
+      <w:r>
+        <w:rPr>
+          <w:rFonts w:ascii="Arial" w:hAnsi="宋体" w:cs="Arial"/>
+          <w:kern w:val="0"/>
+          <w:szCs w:val="18"/>
+        </w:rPr>
+        <w:t>但索赔金额不超过未付相应金额的百分之五。</w:t>
+      </w:r>
+    </w:p>
+    <w:p>
+      <w:pPr>
+        <w:spacing w:line="400" w:lineRule="exact"/>
+        <w:ind w:left="418"/>
+        <w:rPr>
+          <w:rFonts w:hint="eastAsia" w:ascii="Arial" w:hAnsi="宋体" w:cs="Arial"/>
+          <w:kern w:val="0"/>
+          <w:szCs w:val="18"/>
+        </w:rPr>
+      </w:pPr>
+      <w:r>
+        <w:rPr>
+          <w:rFonts w:hint="eastAsia" w:ascii="Arial" w:hAnsi="宋体" w:cs="Arial"/>
+          <w:kern w:val="0"/>
+          <w:szCs w:val="18"/>
+        </w:rPr>
+        <w:t>8、本合同生效后，各方均应全面履行本合同约定的义务。任何一方不履行或不完全履行本合同约定义务的，应当承担相应的违约责任，并赔偿由此给守约方造成的损失，包括守约方因该方违约而支出的律师费、保全费、诉讼费、公证费、鉴定费等。</w:t>
+      </w:r>
+    </w:p>
+    <w:p>
+      <w:pPr>
+        <w:pStyle w:val="7"/>
+        <w:spacing w:line="400" w:lineRule="exact"/>
+        <w:ind w:left="419" w:leftChars="0"/>
+        <w:rPr>
+          <w:rFonts w:hint="eastAsia" w:ascii="Arial" w:hAnsi="宋体" w:cs="Arial"/>
+          <w:szCs w:val="18"/>
+        </w:rPr>
+      </w:pPr>
+    </w:p>
+    <w:p>
+      <w:pPr>
         <w:numPr>
           <w:ilvl w:val="0"/>
           <w:numId w:val="7"/>
         </w:numPr>
-        <w:snapToGrid w:val="0"/>
-        <w:spacing w:before="0" w:beforeAutospacing="0" w:after="0" w:afterAutospacing="0" w:line="400" w:lineRule="exact"/>
-        <w:rPr>
-          <w:rFonts w:hint="eastAsia"/>
-          <w:sz w:val="21"/>
-        </w:rPr>
-      </w:pPr>
-      <w:r>
-        <w:rPr>
-          <w:rFonts w:hint="eastAsia"/>
-          <w:sz w:val="21"/>
-        </w:rPr>
-        <w:t>由本合同产生的一切争议</w:t>
-      </w:r>
-      <w:r>
-        <w:rPr>
-          <w:sz w:val="21"/>
-        </w:rPr>
-        <w:t>，</w:t>
-      </w:r>
-      <w:r>
-        <w:rPr>
-          <w:rFonts w:hint="eastAsia"/>
-          <w:sz w:val="21"/>
-        </w:rPr>
-        <w:t>合同</w:t>
-      </w:r>
-      <w:r>
-        <w:rPr>
-          <w:sz w:val="21"/>
-        </w:rPr>
-        <w:t>双方应</w:t>
-      </w:r>
-      <w:r>
-        <w:rPr>
-          <w:rFonts w:hint="eastAsia"/>
-          <w:sz w:val="21"/>
-        </w:rPr>
-        <w:t>首先友好</w:t>
-      </w:r>
-      <w:r>
-        <w:rPr>
-          <w:sz w:val="21"/>
-        </w:rPr>
-        <w:t>协商解决，协商不成时</w:t>
-      </w:r>
-      <w:r>
-        <w:rPr>
-          <w:rFonts w:hint="eastAsia"/>
-          <w:sz w:val="21"/>
-        </w:rPr>
-        <w:t>提交甲方所在地法院诉讼解决。</w:t>
+        <w:spacing w:line="400" w:lineRule="exact"/>
+        <w:ind w:firstLine="140" w:firstLineChars="50"/>
+        <w:rPr>
+          <w:b/>
+          <w:sz w:val="28"/>
+          <w:u w:val="single"/>
+        </w:rPr>
+      </w:pPr>
+      <w:r>
+        <w:rPr>
+          <w:b/>
+          <w:sz w:val="28"/>
+        </w:rPr>
+        <w:t>其他</w:t>
       </w:r>
     </w:p>
     <w:p>
@@ -5790,133 +5542,21 @@
         <w:pStyle w:val="8"/>
         <w:numPr>
           <w:ilvl w:val="0"/>
-          <w:numId w:val="7"/>
+          <w:numId w:val="8"/>
         </w:numPr>
         <w:snapToGrid w:val="0"/>
         <w:spacing w:before="0" w:beforeAutospacing="0" w:after="0" w:afterAutospacing="0" w:line="400" w:lineRule="exact"/>
         <w:rPr>
-          <w:sz w:val="21"/>
-        </w:rPr>
-      </w:pPr>
-      <w:r>
-        <w:rPr>
-          <w:rFonts w:hint="eastAsia"/>
-          <w:sz w:val="21"/>
-        </w:rPr>
-        <w:t>本</w:t>
-      </w:r>
-      <w:r>
-        <w:rPr>
-          <w:sz w:val="21"/>
-        </w:rPr>
-        <w:t>合同自</w:t>
-      </w:r>
-      <w:r>
-        <w:rPr>
-          <w:rFonts w:hint="eastAsia"/>
-          <w:sz w:val="21"/>
-        </w:rPr>
-        <w:t>双方盖章之日</w:t>
-      </w:r>
-      <w:r>
-        <w:rPr>
-          <w:sz w:val="21"/>
-        </w:rPr>
-        <w:t>起生效</w:t>
-      </w:r>
-      <w:r>
-        <w:rPr>
-          <w:rFonts w:hint="eastAsia"/>
-          <w:sz w:val="21"/>
-        </w:rPr>
-        <w:t>；</w:t>
-      </w:r>
-      <w:r>
-        <w:rPr>
-          <w:sz w:val="21"/>
-        </w:rPr>
-        <w:t>本合同一式</w:t>
-      </w:r>
-      <w:r>
-        <w:rPr>
-          <w:rFonts w:hint="eastAsia"/>
-          <w:sz w:val="21"/>
-          <w:lang w:val="en-US" w:eastAsia="zh-CN"/>
-        </w:rPr>
-        <w:t>五</w:t>
-      </w:r>
-      <w:r>
-        <w:rPr>
-          <w:sz w:val="21"/>
-        </w:rPr>
-        <w:t>份，甲</w:t>
-      </w:r>
-      <w:r>
-        <w:rPr>
-          <w:rFonts w:hint="eastAsia"/>
-          <w:sz w:val="21"/>
-          <w:lang w:val="en-US" w:eastAsia="zh-CN"/>
-        </w:rPr>
-        <w:t>方执四份，</w:t>
-      </w:r>
-      <w:r>
-        <w:rPr>
-          <w:sz w:val="21"/>
-        </w:rPr>
-        <w:t>乙方执</w:t>
-      </w:r>
-      <w:r>
-        <w:rPr>
-          <w:rFonts w:hint="eastAsia"/>
-          <w:sz w:val="21"/>
-          <w:lang w:val="en-US" w:eastAsia="zh-CN"/>
-        </w:rPr>
-        <w:t>一</w:t>
-      </w:r>
-      <w:r>
-        <w:rPr>
-          <w:sz w:val="21"/>
-        </w:rPr>
-        <w:t>份</w:t>
-      </w:r>
-      <w:r>
-        <w:rPr>
-          <w:rFonts w:hint="eastAsia"/>
-          <w:sz w:val="21"/>
-        </w:rPr>
-        <w:t>；本</w:t>
-      </w:r>
-      <w:r>
-        <w:rPr>
-          <w:sz w:val="21"/>
-        </w:rPr>
-        <w:t>合同未尽事宜，</w:t>
-      </w:r>
-      <w:r>
-        <w:rPr>
-          <w:rFonts w:hint="eastAsia"/>
-          <w:sz w:val="21"/>
-        </w:rPr>
-        <w:t>由</w:t>
-      </w:r>
-      <w:r>
-        <w:rPr>
-          <w:sz w:val="21"/>
-        </w:rPr>
-        <w:t>双方共同协商</w:t>
-      </w:r>
-      <w:r>
-        <w:rPr>
-          <w:rFonts w:hint="eastAsia"/>
-          <w:sz w:val="21"/>
-        </w:rPr>
-        <w:t>确定</w:t>
-      </w:r>
-      <w:r>
-        <w:rPr>
-          <w:sz w:val="21"/>
-        </w:rPr>
-        <w:t>。</w:t>
+          <w:rFonts w:hint="eastAsia"/>
+          <w:sz w:val="21"/>
+        </w:rPr>
+      </w:pPr>
+      <w:r>
+        <w:rPr>
+          <w:rFonts w:hint="eastAsia"/>
+          <w:sz w:val="21"/>
+        </w:rPr>
+        <w:t>除非得到另一方的书面许可，甲、乙双方均不得将本合同中的内容及在本合同执行过程中获得的对方的商业信息向任何第三方泄露、透露或披露。</w:t>
       </w:r>
     </w:p>
     <w:p>
@@ -5924,7 +5564,202 @@
         <w:pStyle w:val="8"/>
         <w:numPr>
           <w:ilvl w:val="0"/>
-          <w:numId w:val="7"/>
+          <w:numId w:val="8"/>
+        </w:numPr>
+        <w:snapToGrid w:val="0"/>
+        <w:spacing w:before="0" w:beforeAutospacing="0" w:after="0" w:afterAutospacing="0" w:line="400" w:lineRule="exact"/>
+        <w:rPr>
+          <w:rFonts w:hint="eastAsia"/>
+          <w:sz w:val="21"/>
+        </w:rPr>
+      </w:pPr>
+      <w:r>
+        <w:rPr>
+          <w:rFonts w:hint="eastAsia"/>
+          <w:sz w:val="21"/>
+        </w:rPr>
+        <w:t>由本合同产生的一切争议</w:t>
+      </w:r>
+      <w:r>
+        <w:rPr>
+          <w:sz w:val="21"/>
+        </w:rPr>
+        <w:t>，</w:t>
+      </w:r>
+      <w:r>
+        <w:rPr>
+          <w:rFonts w:hint="eastAsia"/>
+          <w:sz w:val="21"/>
+        </w:rPr>
+        <w:t>合同</w:t>
+      </w:r>
+      <w:r>
+        <w:rPr>
+          <w:sz w:val="21"/>
+        </w:rPr>
+        <w:t>双方应</w:t>
+      </w:r>
+      <w:r>
+        <w:rPr>
+          <w:rFonts w:hint="eastAsia"/>
+          <w:sz w:val="21"/>
+        </w:rPr>
+        <w:t>首先友好</w:t>
+      </w:r>
+      <w:r>
+        <w:rPr>
+          <w:sz w:val="21"/>
+        </w:rPr>
+        <w:t>协商解决，协商不成时</w:t>
+      </w:r>
+      <w:r>
+        <w:rPr>
+          <w:rFonts w:hint="eastAsia"/>
+          <w:sz w:val="21"/>
+        </w:rPr>
+        <w:t>提交甲方所在地法院诉讼解决。</w:t>
+      </w:r>
+    </w:p>
+    <w:p>
+      <w:pPr>
+        <w:pStyle w:val="8"/>
+        <w:numPr>
+          <w:ilvl w:val="0"/>
+          <w:numId w:val="8"/>
+        </w:numPr>
+        <w:snapToGrid w:val="0"/>
+        <w:spacing w:before="0" w:beforeAutospacing="0" w:after="0" w:afterAutospacing="0" w:line="400" w:lineRule="exact"/>
+        <w:rPr>
+          <w:sz w:val="21"/>
+        </w:rPr>
+      </w:pPr>
+      <w:r>
+        <w:rPr>
+          <w:rFonts w:hint="eastAsia"/>
+          <w:sz w:val="21"/>
+        </w:rPr>
+        <w:t>本</w:t>
+      </w:r>
+      <w:r>
+        <w:rPr>
+          <w:sz w:val="21"/>
+        </w:rPr>
+        <w:t>合同自</w:t>
+      </w:r>
+      <w:r>
+        <w:rPr>
+          <w:rFonts w:hint="eastAsia"/>
+          <w:sz w:val="21"/>
+        </w:rPr>
+        <w:t>双方盖章之日</w:t>
+      </w:r>
+      <w:r>
+        <w:rPr>
+          <w:sz w:val="21"/>
+        </w:rPr>
+        <w:t>起生效</w:t>
+      </w:r>
+      <w:r>
+        <w:rPr>
+          <w:rFonts w:hint="eastAsia"/>
+          <w:sz w:val="21"/>
+        </w:rPr>
+        <w:t>；</w:t>
+      </w:r>
+      <w:r>
+        <w:rPr>
+          <w:sz w:val="21"/>
+        </w:rPr>
+        <w:t>本合同一式</w:t>
+      </w:r>
+      <w:r>
+        <w:rPr>
+          <w:rFonts w:hint="eastAsia"/>
+          <w:sz w:val="21"/>
+          <w:lang w:val="en-US" w:eastAsia="zh-CN"/>
+        </w:rPr>
+        <w:t>五</w:t>
+      </w:r>
+      <w:r>
+        <w:rPr>
+          <w:sz w:val="21"/>
+        </w:rPr>
+        <w:t>份，甲</w:t>
+      </w:r>
+      <w:r>
+        <w:rPr>
+          <w:rFonts w:hint="eastAsia"/>
+          <w:sz w:val="21"/>
+          <w:lang w:val="en-US" w:eastAsia="zh-CN"/>
+        </w:rPr>
+        <w:t>方执四份，</w:t>
+      </w:r>
+      <w:r>
+        <w:rPr>
+          <w:sz w:val="21"/>
+        </w:rPr>
+        <w:t>乙方执</w:t>
+      </w:r>
+      <w:r>
+        <w:rPr>
+          <w:rFonts w:hint="eastAsia"/>
+          <w:sz w:val="21"/>
+          <w:lang w:val="en-US" w:eastAsia="zh-CN"/>
+        </w:rPr>
+        <w:t>一</w:t>
+      </w:r>
+      <w:r>
+        <w:rPr>
+          <w:sz w:val="21"/>
+        </w:rPr>
+        <w:t>份</w:t>
+      </w:r>
+      <w:r>
+        <w:rPr>
+          <w:rFonts w:hint="eastAsia"/>
+          <w:sz w:val="21"/>
+        </w:rPr>
+        <w:t>；本</w:t>
+      </w:r>
+      <w:r>
+        <w:rPr>
+          <w:sz w:val="21"/>
+        </w:rPr>
+        <w:t>合同未尽事宜，</w:t>
+      </w:r>
+      <w:r>
+        <w:rPr>
+          <w:rFonts w:hint="eastAsia"/>
+          <w:sz w:val="21"/>
+        </w:rPr>
+        <w:t>由</w:t>
+      </w:r>
+      <w:r>
+        <w:rPr>
+          <w:sz w:val="21"/>
+        </w:rPr>
+        <w:t>双方共同协商</w:t>
+      </w:r>
+      <w:r>
+        <w:rPr>
+          <w:rFonts w:hint="eastAsia"/>
+          <w:sz w:val="21"/>
+        </w:rPr>
+        <w:t>确定</w:t>
+      </w:r>
+      <w:r>
+        <w:rPr>
+          <w:sz w:val="21"/>
+        </w:rPr>
+        <w:t>。</w:t>
+      </w:r>
+    </w:p>
+    <w:p>
+      <w:pPr>
+        <w:pStyle w:val="8"/>
+        <w:numPr>
+          <w:ilvl w:val="0"/>
+          <w:numId w:val="8"/>
         </w:numPr>
         <w:snapToGrid w:val="0"/>
         <w:spacing w:before="0" w:beforeAutospacing="0" w:after="0" w:afterAutospacing="0" w:line="400" w:lineRule="exact"/>
@@ -6097,14 +5932,6 @@
         <w:gridCol w:w="4226"/>
       </w:tblGrid>
       <w:tr>
-        <w:tblPrEx>
-          <w:tblCellMar>
-            <w:top w:w="0" w:type="dxa"/>
-            <w:left w:w="0" w:type="dxa"/>
-            <w:bottom w:w="0" w:type="dxa"/>
-            <w:right w:w="0" w:type="dxa"/>
-          </w:tblCellMar>
-        </w:tblPrEx>
         <w:trPr>
           <w:trHeight w:val="398" w:hRule="atLeast"/>
         </w:trPr>
@@ -6142,14 +5969,6 @@
         </w:tc>
       </w:tr>
       <w:tr>
-        <w:tblPrEx>
-          <w:tblCellMar>
-            <w:top w:w="0" w:type="dxa"/>
-            <w:left w:w="0" w:type="dxa"/>
-            <w:bottom w:w="0" w:type="dxa"/>
-            <w:right w:w="0" w:type="dxa"/>
-          </w:tblCellMar>
-        </w:tblPrEx>
         <w:trPr>
           <w:trHeight w:val="340" w:hRule="atLeast"/>
         </w:trPr>
@@ -6212,14 +6031,6 @@
         </w:tc>
       </w:tr>
       <w:tr>
-        <w:tblPrEx>
-          <w:tblCellMar>
-            <w:top w:w="0" w:type="dxa"/>
-            <w:left w:w="0" w:type="dxa"/>
-            <w:bottom w:w="0" w:type="dxa"/>
-            <w:right w:w="0" w:type="dxa"/>
-          </w:tblCellMar>
-        </w:tblPrEx>
         <w:trPr>
           <w:trHeight w:val="383" w:hRule="atLeast"/>
         </w:trPr>
@@ -6245,14 +6056,6 @@
         </w:tc>
       </w:tr>
       <w:tr>
-        <w:tblPrEx>
-          <w:tblCellMar>
-            <w:top w:w="0" w:type="dxa"/>
-            <w:left w:w="0" w:type="dxa"/>
-            <w:bottom w:w="0" w:type="dxa"/>
-            <w:right w:w="0" w:type="dxa"/>
-          </w:tblCellMar>
-        </w:tblPrEx>
         <w:trPr>
           <w:trHeight w:val="454" w:hRule="atLeast"/>
         </w:trPr>
@@ -6284,14 +6087,6 @@
         </w:tc>
       </w:tr>
       <w:tr>
-        <w:tblPrEx>
-          <w:tblCellMar>
-            <w:top w:w="0" w:type="dxa"/>
-            <w:left w:w="0" w:type="dxa"/>
-            <w:bottom w:w="0" w:type="dxa"/>
-            <w:right w:w="0" w:type="dxa"/>
-          </w:tblCellMar>
-        </w:tblPrEx>
         <w:trPr>
           <w:trHeight w:val="398" w:hRule="atLeast"/>
         </w:trPr>
@@ -6317,14 +6112,6 @@
         </w:tc>
       </w:tr>
       <w:tr>
-        <w:tblPrEx>
-          <w:tblCellMar>
-            <w:top w:w="0" w:type="dxa"/>
-            <w:left w:w="0" w:type="dxa"/>
-            <w:bottom w:w="0" w:type="dxa"/>
-            <w:right w:w="0" w:type="dxa"/>
-          </w:tblCellMar>
-        </w:tblPrEx>
         <w:trPr>
           <w:trHeight w:val="383" w:hRule="atLeast"/>
         </w:trPr>
@@ -7363,6 +7150,18 @@
 <file path=word/numbering.xml><?xml version="1.0" encoding="utf-8"?>
 <w:numbering xmlns:wpc="http://schemas.microsoft.com/office/word/2010/wordprocessingCanvas" xmlns:mc="http://schemas.openxmlformats.org/markup-compatibility/2006" xmlns:o="urn:schemas-microsoft-com:office:office" xmlns:r="http://schemas.openxmlformats.org/officeDocument/2006/relationships" xmlns:m="http://schemas.openxmlformats.org/officeDocument/2006/math" xmlns:v="urn:schemas-microsoft-com:vml" xmlns:wp14="http://schemas.microsoft.com/office/word/2010/wordprocessingDrawing" xmlns:wp="http://schemas.openxmlformats.org/drawingml/2006/wordprocessingDrawing" xmlns:w10="urn:schemas-microsoft-com:office:word" xmlns:w="http://schemas.openxmlformats.org/wordprocessingml/2006/main" xmlns:w14="http://schemas.microsoft.com/office/word/2010/wordml" xmlns:wpg="http://schemas.microsoft.com/office/word/2010/wordprocessingGroup" xmlns:wpi="http://schemas.microsoft.com/office/word/2010/wordprocessingInk" xmlns:wne="http://schemas.microsoft.com/office/word/2006/wordml" xmlns:wps="http://schemas.microsoft.com/office/word/2010/wordprocessingShape" xmlns:wpsCustomData="http://www.wps.cn/officeDocument/2013/wpsCustomData" mc:Ignorable="w14 wp14">
   <w:abstractNum w:abstractNumId="0">
+    <w:nsid w:val="E3E48250"/>
+    <w:multiLevelType w:val="singleLevel"/>
+    <w:tmpl w:val="E3E48250"/>
+    <w:lvl w:ilvl="0" w:tentative="0">
+      <w:start w:val="1"/>
+      <w:numFmt w:val="decimal"/>
+      <w:suff w:val="space"/>
+      <w:lvlText w:val="（%1)"/>
+      <w:lvlJc w:val="left"/>
+    </w:lvl>
+  </w:abstractNum>
+  <w:abstractNum w:abstractNumId="1">
     <w:nsid w:val="00000006"/>
     <w:multiLevelType w:val="multilevel"/>
     <w:tmpl w:val="00000006"/>
@@ -7481,7 +7280,7 @@
       </w:pPr>
     </w:lvl>
   </w:abstractNum>
-  <w:abstractNum w:abstractNumId="1">
+  <w:abstractNum w:abstractNumId="2">
     <w:nsid w:val="00000008"/>
     <w:multiLevelType w:val="multilevel"/>
     <w:tmpl w:val="00000008"/>
@@ -7601,7 +7400,7 @@
       </w:pPr>
     </w:lvl>
   </w:abstractNum>
-  <w:abstractNum w:abstractNumId="2">
+  <w:abstractNum w:abstractNumId="3">
     <w:nsid w:val="0000000A"/>
     <w:multiLevelType w:val="multilevel"/>
     <w:tmpl w:val="0000000A"/>
@@ -7717,7 +7516,7 @@
       </w:pPr>
     </w:lvl>
   </w:abstractNum>
-  <w:abstractNum w:abstractNumId="3">
+  <w:abstractNum w:abstractNumId="4">
     <w:nsid w:val="2CDE0F2F"/>
     <w:multiLevelType w:val="multilevel"/>
     <w:tmpl w:val="2CDE0F2F"/>
@@ -7806,7 +7605,7 @@
       </w:pPr>
     </w:lvl>
   </w:abstractNum>
-  <w:abstractNum w:abstractNumId="4">
+  <w:abstractNum w:abstractNumId="5">
     <w:nsid w:val="57553294"/>
     <w:multiLevelType w:val="singleLevel"/>
     <w:tmpl w:val="57553294"/>
@@ -7818,7 +7617,7 @@
       <w:lvlJc w:val="left"/>
     </w:lvl>
   </w:abstractNum>
-  <w:abstractNum w:abstractNumId="5">
+  <w:abstractNum w:abstractNumId="6">
     <w:nsid w:val="57553597"/>
     <w:multiLevelType w:val="singleLevel"/>
     <w:tmpl w:val="57553597"/>
@@ -7830,7 +7629,7 @@
       <w:lvlJc w:val="left"/>
     </w:lvl>
   </w:abstractNum>
-  <w:abstractNum w:abstractNumId="6">
+  <w:abstractNum w:abstractNumId="7">
     <w:nsid w:val="575535E4"/>
     <w:multiLevelType w:val="singleLevel"/>
     <w:tmpl w:val="575535E4"/>
@@ -7843,25 +7642,28 @@
     </w:lvl>
   </w:abstractNum>
   <w:num w:numId="1">
+    <w:abstractNumId w:val="2"/>
+  </w:num>
+  <w:num w:numId="2">
+    <w:abstractNumId w:val="5"/>
+  </w:num>
+  <w:num w:numId="3">
+    <w:abstractNumId w:val="4"/>
+  </w:num>
+  <w:num w:numId="4">
     <w:abstractNumId w:val="1"/>
   </w:num>
-  <w:num w:numId="2">
-    <w:abstractNumId w:val="4"/>
-  </w:num>
-  <w:num w:numId="3">
-    <w:abstractNumId w:val="3"/>
-  </w:num>
-  <w:num w:numId="4">
+  <w:num w:numId="5">
     <w:abstractNumId w:val="0"/>
-  </w:num>
-  <w:num w:numId="5">
-    <w:abstractNumId w:val="5"/>
   </w:num>
   <w:num w:numId="6">
     <w:abstractNumId w:val="6"/>
   </w:num>
   <w:num w:numId="7">
-    <w:abstractNumId w:val="2"/>
+    <w:abstractNumId w:val="7"/>
+  </w:num>
+  <w:num w:numId="8">
+    <w:abstractNumId w:val="3"/>
   </w:num>
 </w:numbering>
 </file>
